--- a/SGC_CALFERQUIM/03_Procedimientos/3.06_Mezcla_Homogenizacion/POE/POE_3.06_Mezcla_Homogenizacion_V1.docx
+++ b/SGC_CALFERQUIM/03_Procedimientos/3.06_Mezcla_Homogenizacion/POE/POE_3.06_Mezcla_Homogenizacion_V1.docx
@@ -1,14 +1,14 @@
 
 <file path=word/document.xml><?xml version="1.0" encoding="utf-8"?>
-<w:document xmlns:w="http://schemas.openxmlformats.org/wordprocessingml/2006/main" xmlns:m="http://schemas.openxmlformats.org/officeDocument/2006/math" xmlns:r="http://schemas.openxmlformats.org/officeDocument/2006/relationships" xmlns:o="urn:schemas-microsoft-com:office:office" xmlns:v="urn:schemas-microsoft-com:vml" xmlns:w10="urn:schemas-microsoft-com:office:word" xmlns:a="http://schemas.openxmlformats.org/drawingml/2006/main" xmlns:pic="http://schemas.openxmlformats.org/drawingml/2006/picture" xmlns:wp="http://schemas.openxmlformats.org/drawingml/2006/wordprocessingDrawing">
+<w:document xmlns:wpc="http://schemas.microsoft.com/office/word/2010/wordprocessingCanvas" xmlns:cx="http://schemas.microsoft.com/office/drawing/2014/chartex" xmlns:cx1="http://schemas.microsoft.com/office/drawing/2015/9/8/chartex" xmlns:cx2="http://schemas.microsoft.com/office/drawing/2015/10/21/chartex" xmlns:cx3="http://schemas.microsoft.com/office/drawing/2016/5/9/chartex" xmlns:cx4="http://schemas.microsoft.com/office/drawing/2016/5/10/chartex" xmlns:cx5="http://schemas.microsoft.com/office/drawing/2016/5/11/chartex" xmlns:cx6="http://schemas.microsoft.com/office/drawing/2016/5/12/chartex" xmlns:cx7="http://schemas.microsoft.com/office/drawing/2016/5/13/chartex" xmlns:cx8="http://schemas.microsoft.com/office/drawing/2016/5/14/chartex" xmlns:mc="http://schemas.openxmlformats.org/markup-compatibility/2006" xmlns:aink="http://schemas.microsoft.com/office/drawing/2016/ink" xmlns:am3d="http://schemas.microsoft.com/office/drawing/2017/model3d" xmlns:o="urn:schemas-microsoft-com:office:office" xmlns:oel="http://schemas.microsoft.com/office/2019/extlst" xmlns:r="http://schemas.openxmlformats.org/officeDocument/2006/relationships" xmlns:m="http://schemas.openxmlformats.org/officeDocument/2006/math" xmlns:v="urn:schemas-microsoft-com:vml" xmlns:wp14="http://schemas.microsoft.com/office/word/2010/wordprocessingDrawing" xmlns:wp="http://schemas.openxmlformats.org/drawingml/2006/wordprocessingDrawing" xmlns:w10="urn:schemas-microsoft-com:office:word" xmlns:w="http://schemas.openxmlformats.org/wordprocessingml/2006/main" xmlns:w14="http://schemas.microsoft.com/office/word/2010/wordml" xmlns:w15="http://schemas.microsoft.com/office/word/2012/wordml" xmlns:w16cex="http://schemas.microsoft.com/office/word/2018/wordml/cex" xmlns:w16cid="http://schemas.microsoft.com/office/word/2016/wordml/cid" xmlns:w16="http://schemas.microsoft.com/office/word/2018/wordml" xmlns:w16sdtdh="http://schemas.microsoft.com/office/word/2020/wordml/sdtdatahash" xmlns:w16se="http://schemas.microsoft.com/office/word/2015/wordml/symex" xmlns:wpg="http://schemas.microsoft.com/office/word/2010/wordprocessingGroup" xmlns:wpi="http://schemas.microsoft.com/office/word/2010/wordprocessingInk" xmlns:wne="http://schemas.microsoft.com/office/word/2006/wordml" xmlns:wps="http://schemas.microsoft.com/office/word/2010/wordprocessingShape" mc:Ignorable="w14 w15 w16se w16cid w16 w16cex w16sdtdh wp14">
   <w:body>
-    <w:bookmarkStart w:id="27" w:name="Xd4bd5b74eedc21bd3637cf4c85ade2f1a5500b3"/>
-    <w:p>
-      <w:pPr>
-        <w:pStyle w:val="Heading1"/>
-      </w:pPr>
-      <w:r>
-        <w:t xml:space="preserve">PROCEDIMIENTO OPERATIVO ESTANDARIZADO: MEZCLA Y HOMOGENIZACIÓN</w:t>
+    <w:p>
+      <w:pPr>
+        <w:pStyle w:val="Ttulo1"/>
+      </w:pPr>
+      <w:bookmarkStart w:id="0" w:name="Xd4bd5b74eedc21bd3637cf4c85ade2f1a5500b3"/>
+      <w:r>
+        <w:t>PROCEDIMIENTO OPERATIVO ESTANDARIZADO: MEZCLA Y HOMOGENIZACIÓN</w:t>
       </w:r>
     </w:p>
     <w:p>
@@ -16,7 +16,7 @@
         <w:pStyle w:val="FirstParagraph"/>
       </w:pPr>
       <w:r>
-        <w:t xml:space="preserve">CÓDIGO | VERSIÓN | VIGENCIA | PRÓXIMA REVISIÓN |</w:t>
+        <w:t>CÓDIGO | VERSIÓN | VIGENCIA | PRÓXIMA REVISIÓN |</w:t>
       </w:r>
       <w:r>
         <w:br/>
@@ -41,77 +41,56 @@
           <w:b/>
           <w:bCs/>
         </w:rPr>
-        <w:t xml:space="preserve">CGC-POE-3.06</w:t>
-      </w:r>
-      <w:r>
-        <w:t xml:space="preserve"> </w:t>
-      </w:r>
-      <w:r>
-        <w:t xml:space="preserve">|</w:t>
-      </w:r>
-      <w:r>
-        <w:t xml:space="preserve"> </w:t>
-      </w:r>
-      <w:r>
-        <w:rPr>
-          <w:b/>
-          <w:bCs/>
-        </w:rPr>
-        <w:t xml:space="preserve">01</w:t>
-      </w:r>
-      <w:r>
-        <w:t xml:space="preserve"> </w:t>
-      </w:r>
-      <w:r>
-        <w:t xml:space="preserve">|</w:t>
-      </w:r>
-      <w:r>
-        <w:t xml:space="preserve"> </w:t>
-      </w:r>
-      <w:r>
-        <w:rPr>
-          <w:b/>
-          <w:bCs/>
-        </w:rPr>
-        <w:t xml:space="preserve">2026-02-17</w:t>
-      </w:r>
-      <w:r>
-        <w:t xml:space="preserve"> </w:t>
-      </w:r>
-      <w:r>
-        <w:t xml:space="preserve">|</w:t>
-      </w:r>
-      <w:r>
-        <w:t xml:space="preserve"> </w:t>
-      </w:r>
-      <w:r>
-        <w:rPr>
-          <w:b/>
-          <w:bCs/>
-        </w:rPr>
-        <w:t xml:space="preserve">12 meses o ante cambio regulatorio</w:t>
-      </w:r>
-      <w:r>
-        <w:t xml:space="preserve"> </w:t>
-      </w:r>
-      <w:r>
-        <w:t xml:space="preserve">|</w:t>
-      </w:r>
-    </w:p>
-    <w:p>
-      <w:r>
-        <w:pict>
-          <v:rect style="width:0;height:1.5pt" o:hralign="center" o:hrstd="t" o:hr="t"/>
+        <w:t>CGC-POE-3.06</w:t>
+      </w:r>
+      <w:r>
+        <w:t xml:space="preserve"> | </w:t>
+      </w:r>
+      <w:r>
+        <w:rPr>
+          <w:b/>
+          <w:bCs/>
+        </w:rPr>
+        <w:t>01</w:t>
+      </w:r>
+      <w:r>
+        <w:t xml:space="preserve"> | </w:t>
+      </w:r>
+      <w:r>
+        <w:rPr>
+          <w:b/>
+          <w:bCs/>
+        </w:rPr>
+        <w:t>2026-02-17</w:t>
+      </w:r>
+      <w:r>
+        <w:t xml:space="preserve"> | </w:t>
+      </w:r>
+      <w:r>
+        <w:rPr>
+          <w:b/>
+          <w:bCs/>
+        </w:rPr>
+        <w:t>12 meses o ante cambio regulatorio</w:t>
+      </w:r>
+      <w:r>
+        <w:t xml:space="preserve"> |</w:t>
+      </w:r>
+    </w:p>
+    <w:p>
+      <w:r>
+        <w:pict w14:anchorId="620A41E8">
+          <v:rect id="_x0000_i1025" style="width:0;height:1.5pt" o:hralign="center" o:hrstd="t" o:hr="t"/>
         </w:pict>
       </w:r>
     </w:p>
-    <w:bookmarkStart w:id="9" w:name="objetivo"/>
-    <w:p>
-      <w:pPr>
-        <w:pStyle w:val="Heading2"/>
-      </w:pPr>
-      <w:r>
-        <w:t xml:space="preserve">1. OBJETIVO</w:t>
+    <w:p>
+      <w:pPr>
+        <w:pStyle w:val="Ttulo2"/>
+      </w:pPr>
+      <w:bookmarkStart w:id="1" w:name="objetivo"/>
+      <w:r>
+        <w:t>1. OBJETIVO</w:t>
       </w:r>
     </w:p>
     <w:p>
@@ -119,17 +98,17 @@
         <w:pStyle w:val="FirstParagraph"/>
       </w:pPr>
       <w:r>
-        <w:t xml:space="preserve">Estandarizar las operaciones de carga, mezcla y descarga para garantizar la homogeneidad química y física de cada lote de fertilizante o acondicionador producido, asegurando que cada unidad de producto final contenga la concentración de nutrientes declarada en el Registro ICA.</w:t>
-      </w:r>
-    </w:p>
-    <w:bookmarkEnd w:id="9"/>
-    <w:bookmarkStart w:id="10" w:name="alcance"/>
-    <w:p>
-      <w:pPr>
-        <w:pStyle w:val="Heading2"/>
-      </w:pPr>
-      <w:r>
-        <w:t xml:space="preserve">2. ALCANCE</w:t>
+        <w:t>Estandarizar las operaciones de carga, mezcla y descarga para garantizar la homogeneidad química y física de cada lote de fertilizante o acondicionador producido, asegurando que cada unidad de producto final contenga la concentración de nutrientes declarada en el Registro ICA.</w:t>
+      </w:r>
+    </w:p>
+    <w:p>
+      <w:pPr>
+        <w:pStyle w:val="Ttulo2"/>
+      </w:pPr>
+      <w:bookmarkStart w:id="2" w:name="alcance"/>
+      <w:bookmarkEnd w:id="1"/>
+      <w:r>
+        <w:t>2. ALCANCE</w:t>
       </w:r>
     </w:p>
     <w:p>
@@ -137,27 +116,24 @@
         <w:pStyle w:val="FirstParagraph"/>
       </w:pPr>
       <w:r>
-        <w:t xml:space="preserve">Este procedimiento aplica a todos los procesos de mezcla física (blending) y reacciones de neutralización simple ejecutados en los equipos mezcladores de la planta de</w:t>
-      </w:r>
-      <w:r>
-        <w:t xml:space="preserve"> </w:t>
-      </w:r>
-      <w:r>
-        <w:rPr>
-          <w:b/>
-          <w:bCs/>
-        </w:rPr>
-        <w:t xml:space="preserve">CALFERQUIM S.A.S.</w:t>
-      </w:r>
-    </w:p>
-    <w:bookmarkEnd w:id="10"/>
-    <w:bookmarkStart w:id="11" w:name="definiciones"/>
-    <w:p>
-      <w:pPr>
-        <w:pStyle w:val="Heading2"/>
-      </w:pPr>
-      <w:r>
-        <w:t xml:space="preserve">3. DEFINICIONES</w:t>
+        <w:t xml:space="preserve">Este procedimiento aplica a todos los procesos de mezcla física (blending) y reacciones de neutralización simple ejecutados en los equipos mezcladores de la planta de </w:t>
+      </w:r>
+      <w:r>
+        <w:rPr>
+          <w:b/>
+          <w:bCs/>
+        </w:rPr>
+        <w:t>CALFERQUIM S.A.S.</w:t>
+      </w:r>
+    </w:p>
+    <w:p>
+      <w:pPr>
+        <w:pStyle w:val="Ttulo2"/>
+      </w:pPr>
+      <w:bookmarkStart w:id="3" w:name="definiciones"/>
+      <w:bookmarkEnd w:id="2"/>
+      <w:r>
+        <w:t>3. DEFINICIONES</w:t>
       </w:r>
     </w:p>
     <w:p>
@@ -165,7 +141,7 @@
         <w:pStyle w:val="Compact"/>
         <w:numPr>
           <w:ilvl w:val="0"/>
-          <w:numId w:val="1001"/>
+          <w:numId w:val="2"/>
         </w:numPr>
       </w:pPr>
       <w:r>
@@ -173,13 +149,10 @@
           <w:b/>
           <w:bCs/>
         </w:rPr>
-        <w:t xml:space="preserve">Homogeneidad:</w:t>
-      </w:r>
-      <w:r>
-        <w:t xml:space="preserve"> </w:t>
-      </w:r>
-      <w:r>
-        <w:t xml:space="preserve">Distribución uniforme de los componentes activos e inertes en toda la masa del lote.</w:t>
+        <w:t>Homogeneidad:</w:t>
+      </w:r>
+      <w:r>
+        <w:t xml:space="preserve"> Distribución uniforme de los componentes activos e inertes en toda la masa del lote.</w:t>
       </w:r>
     </w:p>
     <w:p>
@@ -187,7 +160,7 @@
         <w:pStyle w:val="Compact"/>
         <w:numPr>
           <w:ilvl w:val="0"/>
-          <w:numId w:val="1001"/>
+          <w:numId w:val="2"/>
         </w:numPr>
       </w:pPr>
       <w:r>
@@ -195,13 +168,10 @@
           <w:b/>
           <w:bCs/>
         </w:rPr>
-        <w:t xml:space="preserve">Tiempo de Mezcla Efectivo:</w:t>
-      </w:r>
-      <w:r>
-        <w:t xml:space="preserve"> </w:t>
-      </w:r>
-      <w:r>
-        <w:t xml:space="preserve">Tiempo transcurrido desde la adición del último componente hasta el inicio de la descarga.</w:t>
+        <w:t>Tiempo de Mezcla Efectivo:</w:t>
+      </w:r>
+      <w:r>
+        <w:t xml:space="preserve"> Tiempo transcurrido desde la adición del último componente hasta el inicio de la descarga.</w:t>
       </w:r>
     </w:p>
     <w:p>
@@ -209,7 +179,7 @@
         <w:pStyle w:val="Compact"/>
         <w:numPr>
           <w:ilvl w:val="0"/>
-          <w:numId w:val="1001"/>
+          <w:numId w:val="2"/>
         </w:numPr>
       </w:pPr>
       <w:r>
@@ -217,13 +187,10 @@
           <w:b/>
           <w:bCs/>
         </w:rPr>
-        <w:t xml:space="preserve">Segregación:</w:t>
-      </w:r>
-      <w:r>
-        <w:t xml:space="preserve"> </w:t>
-      </w:r>
-      <w:r>
-        <w:t xml:space="preserve">Separación indeseada de partículas por diferencia de tamaño o densidad después de la mezcla.</w:t>
+        <w:t>Segregación:</w:t>
+      </w:r>
+      <w:r>
+        <w:t xml:space="preserve"> Separación indeseada de partículas por diferencia de tamaño o densidad después de la mezcla.</w:t>
       </w:r>
     </w:p>
     <w:p>
@@ -231,7 +198,7 @@
         <w:pStyle w:val="Compact"/>
         <w:numPr>
           <w:ilvl w:val="0"/>
-          <w:numId w:val="1001"/>
+          <w:numId w:val="2"/>
         </w:numPr>
       </w:pPr>
       <w:r>
@@ -239,23 +206,20 @@
           <w:b/>
           <w:bCs/>
         </w:rPr>
-        <w:t xml:space="preserve">Coeficiente de Variación (CV):</w:t>
-      </w:r>
-      <w:r>
-        <w:t xml:space="preserve"> </w:t>
-      </w:r>
-      <w:r>
-        <w:t xml:space="preserve">Medida estadística de la dispersión de resultados analíticos entre sub-muestras del mismo lote.</w:t>
-      </w:r>
-    </w:p>
-    <w:bookmarkEnd w:id="11"/>
-    <w:bookmarkStart w:id="12" w:name="documentos-de-referencia"/>
-    <w:p>
-      <w:pPr>
-        <w:pStyle w:val="Heading2"/>
-      </w:pPr>
-      <w:r>
-        <w:t xml:space="preserve">4. DOCUMENTOS DE REFERENCIA</w:t>
+        <w:t>Coeficiente de Variación (CV):</w:t>
+      </w:r>
+      <w:r>
+        <w:t xml:space="preserve"> Medida estadística de la dispersión de resultados analíticos entre sub-muestras del mismo lote.</w:t>
+      </w:r>
+    </w:p>
+    <w:p>
+      <w:pPr>
+        <w:pStyle w:val="Ttulo2"/>
+      </w:pPr>
+      <w:bookmarkStart w:id="4" w:name="documentos-de-referencia"/>
+      <w:bookmarkEnd w:id="3"/>
+      <w:r>
+        <w:t>4. DOCUMENTOS DE REFERENCIA</w:t>
       </w:r>
     </w:p>
     <w:p>
@@ -263,7 +227,7 @@
         <w:pStyle w:val="Compact"/>
         <w:numPr>
           <w:ilvl w:val="0"/>
-          <w:numId w:val="1002"/>
+          <w:numId w:val="3"/>
         </w:numPr>
       </w:pPr>
       <w:r>
@@ -271,22 +235,10 @@
           <w:b/>
           <w:bCs/>
         </w:rPr>
-        <w:t xml:space="preserve">Resolución ICA pv0 (Propuesta):</w:t>
-      </w:r>
-      <w:r>
-        <w:t xml:space="preserve"> </w:t>
-      </w:r>
-      <w:r>
-        <w:t xml:space="preserve">Anexo I-B, Pilar 17</w:t>
-      </w:r>
-      <w:r>
-        <w:t xml:space="preserve"> </w:t>
-      </w:r>
-      <w:r>
-        <w:t xml:space="preserve">“Controles del Proceso de Producción”</w:t>
-      </w:r>
-      <w:r>
-        <w:t xml:space="preserve">.</w:t>
+        <w:t>Resolución ICA pv0 (Propuesta):</w:t>
+      </w:r>
+      <w:r>
+        <w:t xml:space="preserve"> Anexo I-B, Pilar 17 “Controles del Proceso de Producción”.</w:t>
       </w:r>
     </w:p>
     <w:p>
@@ -294,7 +246,7 @@
         <w:pStyle w:val="Compact"/>
         <w:numPr>
           <w:ilvl w:val="0"/>
-          <w:numId w:val="1002"/>
+          <w:numId w:val="3"/>
         </w:numPr>
       </w:pPr>
       <w:r>
@@ -302,17 +254,18 @@
           <w:b/>
           <w:bCs/>
         </w:rPr>
-        <w:t xml:space="preserve">Manual de Operación del Equipo Mezclador.</w:t>
-      </w:r>
-    </w:p>
-    <w:bookmarkEnd w:id="12"/>
-    <w:bookmarkStart w:id="13" w:name="X7d026e48587bff76c4ba88e8e147799b42f3a9f"/>
-    <w:p>
-      <w:pPr>
-        <w:pStyle w:val="Heading2"/>
-      </w:pPr>
-      <w:r>
-        <w:t xml:space="preserve">4.1. CONSIDERACIONES GMP (BUENAS PRÁCTICAS DE MANUFACTURA)</w:t>
+        <w:t>Manual de Operación del Equipo Mezclador.</w:t>
+      </w:r>
+    </w:p>
+    <w:p>
+      <w:pPr>
+        <w:pStyle w:val="Ttulo2"/>
+      </w:pPr>
+      <w:bookmarkStart w:id="5" w:name="X7d026e48587bff76c4ba88e8e147799b42f3a9f"/>
+      <w:bookmarkEnd w:id="4"/>
+      <w:r>
+        <w:lastRenderedPageBreak/>
+        <w:t>4.1. CONSIDERACIONES GMP (BUENAS PRÁCTICAS DE MANUFACTURA)</w:t>
       </w:r>
     </w:p>
     <w:p>
@@ -320,74 +273,56 @@
         <w:pStyle w:val="FirstParagraph"/>
       </w:pPr>
       <w:r>
-        <w:t xml:space="preserve">El orden de adición de materias primas</w:t>
-      </w:r>
-      <w:r>
-        <w:t xml:space="preserve"> </w:t>
-      </w:r>
-      <w:r>
-        <w:rPr>
-          <w:b/>
-          <w:bCs/>
-        </w:rPr>
-        <w:t xml:space="preserve">debe</w:t>
-      </w:r>
-      <w:r>
-        <w:t xml:space="preserve"> </w:t>
-      </w:r>
-      <w:r>
-        <w:t xml:space="preserve">respetarse estrictamente para evitar grumos o reacciones indeseadas.</w:t>
-      </w:r>
-      <w:r>
-        <w:t xml:space="preserve"> </w:t>
-      </w:r>
-      <w:r>
-        <w:rPr>
-          <w:b/>
-          <w:bCs/>
-        </w:rPr>
-        <w:t xml:space="preserve">Se prohíbe</w:t>
-      </w:r>
-      <w:r>
-        <w:t xml:space="preserve"> </w:t>
-      </w:r>
-      <w:r>
-        <w:t xml:space="preserve">adicionar componentes menores (micronutrientes) sin una pre-mezcla o vehículo que asegure su dispersión, a menos que el equipo cuente con sistema de inyección validado. La limpieza entre lotes de diferente fórmula es crítica y</w:t>
-      </w:r>
-      <w:r>
-        <w:t xml:space="preserve"> </w:t>
-      </w:r>
-      <w:r>
-        <w:rPr>
-          <w:b/>
-          <w:bCs/>
-        </w:rPr>
-        <w:t xml:space="preserve">debe</w:t>
-      </w:r>
-      <w:r>
-        <w:t xml:space="preserve"> </w:t>
-      </w:r>
-      <w:r>
-        <w:t xml:space="preserve">registrarse obligatoriamente.</w:t>
-      </w:r>
-    </w:p>
-    <w:bookmarkEnd w:id="13"/>
-    <w:bookmarkStart w:id="18" w:name="X89142c71e170216e29a3051bfe72221f0d57b2b"/>
-    <w:p>
-      <w:pPr>
-        <w:pStyle w:val="Heading2"/>
-      </w:pPr>
-      <w:r>
-        <w:t xml:space="preserve">5. RESPONSABILIDADES Y POLÍTICAS (Estilo Opus)</w:t>
-      </w:r>
-    </w:p>
-    <w:bookmarkStart w:id="14" w:name="jefe-de-producción"/>
-    <w:p>
-      <w:pPr>
-        <w:pStyle w:val="Heading3"/>
-      </w:pPr>
-      <w:r>
-        <w:t xml:space="preserve">5.1. Jefe de Producción</w:t>
+        <w:t xml:space="preserve">El orden de adición de materias primas </w:t>
+      </w:r>
+      <w:r>
+        <w:rPr>
+          <w:b/>
+          <w:bCs/>
+        </w:rPr>
+        <w:t>debe</w:t>
+      </w:r>
+      <w:r>
+        <w:t xml:space="preserve"> respetarse estrictamente para evitar grumos o reacciones indeseadas. </w:t>
+      </w:r>
+      <w:r>
+        <w:rPr>
+          <w:b/>
+          <w:bCs/>
+        </w:rPr>
+        <w:t>Se prohíbe</w:t>
+      </w:r>
+      <w:r>
+        <w:t xml:space="preserve"> adicionar componentes menores (micronutrientes) sin una pre-mezcla o vehículo que asegure su dispersión, a menos que el equipo cuente con sistema de inyección validado. La limpieza entre lotes de diferente fórmula es crítica y </w:t>
+      </w:r>
+      <w:r>
+        <w:rPr>
+          <w:b/>
+          <w:bCs/>
+        </w:rPr>
+        <w:t>debe</w:t>
+      </w:r>
+      <w:r>
+        <w:t xml:space="preserve"> registrarse obligatoriamente.</w:t>
+      </w:r>
+    </w:p>
+    <w:p>
+      <w:pPr>
+        <w:pStyle w:val="Ttulo2"/>
+      </w:pPr>
+      <w:bookmarkStart w:id="6" w:name="X89142c71e170216e29a3051bfe72221f0d57b2b"/>
+      <w:bookmarkEnd w:id="5"/>
+      <w:r>
+        <w:t>5. RESPONSABILIDADES Y POLÍTICAS (Estilo Opus)</w:t>
+      </w:r>
+    </w:p>
+    <w:p>
+      <w:pPr>
+        <w:pStyle w:val="Ttulo3"/>
+      </w:pPr>
+      <w:bookmarkStart w:id="7" w:name="jefe-de-producción"/>
+      <w:r>
+        <w:t>5.1. Jefe de Producción</w:t>
       </w:r>
     </w:p>
     <w:p>
@@ -395,7 +330,7 @@
         <w:pStyle w:val="Compact"/>
         <w:numPr>
           <w:ilvl w:val="0"/>
-          <w:numId w:val="1003"/>
+          <w:numId w:val="4"/>
         </w:numPr>
       </w:pPr>
       <w:r>
@@ -403,13 +338,10 @@
           <w:b/>
           <w:bCs/>
         </w:rPr>
-        <w:t xml:space="preserve">Debe</w:t>
-      </w:r>
-      <w:r>
-        <w:t xml:space="preserve"> </w:t>
-      </w:r>
-      <w:r>
-        <w:t xml:space="preserve">definir los tiempos de mezcla óptimos para cada familia de productos (Anexo 1) basándose en validaciones previas.</w:t>
+        <w:t>Debe</w:t>
+      </w:r>
+      <w:r>
+        <w:t xml:space="preserve"> definir los tiempos de mezcla óptimos para cada familia de productos (Anexo 1) basándose en validaciones previas.</w:t>
       </w:r>
     </w:p>
     <w:p>
@@ -417,7 +349,7 @@
         <w:pStyle w:val="Compact"/>
         <w:numPr>
           <w:ilvl w:val="0"/>
-          <w:numId w:val="1003"/>
+          <w:numId w:val="4"/>
         </w:numPr>
       </w:pPr>
       <w:r>
@@ -425,23 +357,20 @@
           <w:b/>
           <w:bCs/>
         </w:rPr>
-        <w:t xml:space="preserve">Es responsable</w:t>
-      </w:r>
-      <w:r>
-        <w:t xml:space="preserve"> </w:t>
-      </w:r>
-      <w:r>
-        <w:t xml:space="preserve">de asegurar que los equipos de mezcla tengan el mantenimiento preventivo al día (revisión de aspas/cintas).</w:t>
-      </w:r>
-    </w:p>
-    <w:bookmarkEnd w:id="14"/>
-    <w:bookmarkStart w:id="15" w:name="supervisor-de-producción"/>
-    <w:p>
-      <w:pPr>
-        <w:pStyle w:val="Heading3"/>
-      </w:pPr>
-      <w:r>
-        <w:t xml:space="preserve">5.2. Supervisor de Producción</w:t>
+        <w:t>Es responsable</w:t>
+      </w:r>
+      <w:r>
+        <w:t xml:space="preserve"> de asegurar que los equipos de mezcla tengan el mantenimiento preventivo al día (revisión de aspas/cintas).</w:t>
+      </w:r>
+    </w:p>
+    <w:p>
+      <w:pPr>
+        <w:pStyle w:val="Ttulo3"/>
+      </w:pPr>
+      <w:bookmarkStart w:id="8" w:name="supervisor-de-producción"/>
+      <w:bookmarkEnd w:id="7"/>
+      <w:r>
+        <w:t>5.2. Supervisor de Producción</w:t>
       </w:r>
     </w:p>
     <w:p>
@@ -449,7 +378,7 @@
         <w:pStyle w:val="Compact"/>
         <w:numPr>
           <w:ilvl w:val="0"/>
-          <w:numId w:val="1004"/>
+          <w:numId w:val="5"/>
         </w:numPr>
       </w:pPr>
       <w:r>
@@ -457,25 +386,10 @@
           <w:b/>
           <w:bCs/>
         </w:rPr>
-        <w:t xml:space="preserve">Debe</w:t>
-      </w:r>
-      <w:r>
-        <w:t xml:space="preserve"> </w:t>
-      </w:r>
-      <w:r>
-        <w:t xml:space="preserve">verificar</w:t>
-      </w:r>
-      <w:r>
-        <w:t xml:space="preserve"> </w:t>
-      </w:r>
-      <w:r>
-        <w:t xml:space="preserve">“in situ”</w:t>
-      </w:r>
-      <w:r>
-        <w:t xml:space="preserve"> </w:t>
-      </w:r>
-      <w:r>
-        <w:t xml:space="preserve">la adición correcta de materias primas críticas (micronutrientes, acidulantes).</w:t>
+        <w:t>Debe</w:t>
+      </w:r>
+      <w:r>
+        <w:t xml:space="preserve"> verificar “in situ” la adición correcta de materias primas críticas (micronutrientes, acidulantes).</w:t>
       </w:r>
     </w:p>
     <w:p>
@@ -483,7 +397,7 @@
         <w:pStyle w:val="Compact"/>
         <w:numPr>
           <w:ilvl w:val="0"/>
-          <w:numId w:val="1004"/>
+          <w:numId w:val="5"/>
         </w:numPr>
       </w:pPr>
       <w:r>
@@ -491,23 +405,20 @@
           <w:b/>
           <w:bCs/>
         </w:rPr>
-        <w:t xml:space="preserve">Tiene la autoridad</w:t>
-      </w:r>
-      <w:r>
-        <w:t xml:space="preserve"> </w:t>
-      </w:r>
-      <w:r>
-        <w:t xml:space="preserve">para rechazar una mezcla si observa segregación visual evidente o presencia de material extraño.</w:t>
-      </w:r>
-    </w:p>
-    <w:bookmarkEnd w:id="15"/>
-    <w:bookmarkStart w:id="16" w:name="operario-de-mezcla"/>
-    <w:p>
-      <w:pPr>
-        <w:pStyle w:val="Heading3"/>
-      </w:pPr>
-      <w:r>
-        <w:t xml:space="preserve">5.3. Operario de Mezcla</w:t>
+        <w:t>Tiene la autoridad</w:t>
+      </w:r>
+      <w:r>
+        <w:t xml:space="preserve"> para rechazar una mezcla si observa segregación visual evidente o presencia de material extraño.</w:t>
+      </w:r>
+    </w:p>
+    <w:p>
+      <w:pPr>
+        <w:pStyle w:val="Ttulo3"/>
+      </w:pPr>
+      <w:bookmarkStart w:id="9" w:name="operario-de-mezcla"/>
+      <w:bookmarkEnd w:id="8"/>
+      <w:r>
+        <w:t>5.3. Operario de Mezcla</w:t>
       </w:r>
     </w:p>
     <w:p>
@@ -515,7 +426,7 @@
         <w:pStyle w:val="Compact"/>
         <w:numPr>
           <w:ilvl w:val="0"/>
-          <w:numId w:val="1005"/>
+          <w:numId w:val="6"/>
         </w:numPr>
       </w:pPr>
       <w:r>
@@ -523,13 +434,10 @@
           <w:b/>
           <w:bCs/>
         </w:rPr>
-        <w:t xml:space="preserve">Debe</w:t>
-      </w:r>
-      <w:r>
-        <w:t xml:space="preserve"> </w:t>
-      </w:r>
-      <w:r>
-        <w:t xml:space="preserve">ejecutar la secuencia de carga y tiempos tal cual figura en la Orden de Producción.</w:t>
+        <w:t>Debe</w:t>
+      </w:r>
+      <w:r>
+        <w:t xml:space="preserve"> ejecutar la secuencia de carga y tiempos tal cual figura en la Orden de Producción.</w:t>
       </w:r>
     </w:p>
     <w:p>
@@ -537,7 +445,7 @@
         <w:pStyle w:val="Compact"/>
         <w:numPr>
           <w:ilvl w:val="0"/>
-          <w:numId w:val="1005"/>
+          <w:numId w:val="6"/>
         </w:numPr>
       </w:pPr>
       <w:r>
@@ -545,23 +453,30 @@
           <w:b/>
           <w:bCs/>
         </w:rPr>
-        <w:t xml:space="preserve">Se prohíbe</w:t>
-      </w:r>
-      <w:r>
-        <w:t xml:space="preserve"> </w:t>
-      </w:r>
-      <w:r>
-        <w:t xml:space="preserve">reducir los tiempos de mezcla para aumentar la velocidad de producción.</w:t>
-      </w:r>
-    </w:p>
-    <w:bookmarkEnd w:id="16"/>
-    <w:bookmarkStart w:id="17" w:name="control-de-calidad"/>
-    <w:p>
-      <w:pPr>
-        <w:pStyle w:val="Heading3"/>
-      </w:pPr>
-      <w:r>
-        <w:t xml:space="preserve">5.4. Control de Calidad</w:t>
+        <w:t>Se prohíbe</w:t>
+      </w:r>
+      <w:r>
+        <w:t xml:space="preserve"> reducir los tiempos de mezcla para aumentar la velocidad de producción.</w:t>
+      </w:r>
+    </w:p>
+    <w:p>
+      <w:pPr>
+        <w:pStyle w:val="Ttulo2"/>
+      </w:pPr>
+      <w:bookmarkStart w:id="10" w:name="procedimiento-estilo-glm-4.7"/>
+      <w:bookmarkEnd w:id="6"/>
+      <w:bookmarkEnd w:id="9"/>
+      <w:r>
+        <w:t>6. PROCEDIMIENTO (Estilo GLM-4.7)</w:t>
+      </w:r>
+    </w:p>
+    <w:p>
+      <w:pPr>
+        <w:pStyle w:val="Ttulo3"/>
+      </w:pPr>
+      <w:bookmarkStart w:id="11" w:name="preparación-del-equipo"/>
+      <w:r>
+        <w:t>6.1. Preparación del Equipo</w:t>
       </w:r>
     </w:p>
     <w:p>
@@ -569,7 +484,7 @@
         <w:pStyle w:val="Compact"/>
         <w:numPr>
           <w:ilvl w:val="0"/>
-          <w:numId w:val="1006"/>
+          <w:numId w:val="8"/>
         </w:numPr>
       </w:pPr>
       <w:r>
@@ -577,33 +492,20 @@
           <w:b/>
           <w:bCs/>
         </w:rPr>
-        <w:t xml:space="preserve">Debe</w:t>
+        <w:t>OPERARIO:</w:t>
       </w:r>
       <w:r>
         <w:t xml:space="preserve"> </w:t>
       </w:r>
       <w:r>
-        <w:t xml:space="preserve">realizar el muestreo de uniformidad y emitir el dictamen de conformidad de la mezcla.</w:t>
-      </w:r>
-    </w:p>
-    <w:bookmarkEnd w:id="17"/>
-    <w:bookmarkEnd w:id="18"/>
-    <w:bookmarkStart w:id="22" w:name="procedimiento-estilo-glm-4.7"/>
-    <w:p>
-      <w:pPr>
-        <w:pStyle w:val="Heading2"/>
-      </w:pPr>
-      <w:r>
-        <w:t xml:space="preserve">6. PROCEDIMIENTO (Estilo GLM-4.7)</w:t>
-      </w:r>
-    </w:p>
-    <w:bookmarkStart w:id="19" w:name="preparación-del-equipo"/>
-    <w:p>
-      <w:pPr>
-        <w:pStyle w:val="Heading3"/>
-      </w:pPr>
-      <w:r>
-        <w:t xml:space="preserve">6.1. Preparación del Equipo</w:t>
+        <w:rPr>
+          <w:b/>
+          <w:bCs/>
+        </w:rPr>
+        <w:t>Verificar</w:t>
+      </w:r>
+      <w:r>
+        <w:t xml:space="preserve"> limpieza interna del mezclador y compuerta de descarga cerrada y asegurada.</w:t>
       </w:r>
     </w:p>
     <w:p>
@@ -611,7 +513,7 @@
         <w:pStyle w:val="Compact"/>
         <w:numPr>
           <w:ilvl w:val="0"/>
-          <w:numId w:val="1007"/>
+          <w:numId w:val="8"/>
         </w:numPr>
       </w:pPr>
       <w:r>
@@ -619,7 +521,7 @@
           <w:b/>
           <w:bCs/>
         </w:rPr>
-        <w:t xml:space="preserve">OPERARIO:</w:t>
+        <w:t>SUPERVISOR:</w:t>
       </w:r>
       <w:r>
         <w:t xml:space="preserve"> </w:t>
@@ -629,13 +531,20 @@
           <w:b/>
           <w:bCs/>
         </w:rPr>
-        <w:t xml:space="preserve">Verificar</w:t>
-      </w:r>
-      <w:r>
-        <w:t xml:space="preserve"> </w:t>
-      </w:r>
-      <w:r>
-        <w:t xml:space="preserve">limpieza interna del mezclador y compuerta de descarga cerrada y asegurada.</w:t>
+        <w:t>Autorizar</w:t>
+      </w:r>
+      <w:r>
+        <w:t xml:space="preserve"> la carga firmando el despeje de línea.</w:t>
+      </w:r>
+    </w:p>
+    <w:p>
+      <w:pPr>
+        <w:pStyle w:val="Ttulo3"/>
+      </w:pPr>
+      <w:bookmarkStart w:id="12" w:name="secuencia-de-carga-y-mezcla"/>
+      <w:bookmarkEnd w:id="11"/>
+      <w:r>
+        <w:t>6.2. Secuencia de Carga y Mezcla</w:t>
       </w:r>
     </w:p>
     <w:p>
@@ -643,7 +552,7 @@
         <w:pStyle w:val="Compact"/>
         <w:numPr>
           <w:ilvl w:val="0"/>
-          <w:numId w:val="1007"/>
+          <w:numId w:val="9"/>
         </w:numPr>
       </w:pPr>
       <w:r>
@@ -651,7 +560,7 @@
           <w:b/>
           <w:bCs/>
         </w:rPr>
-        <w:t xml:space="preserve">SUPERVISOR:</w:t>
+        <w:t>OPERARIO:</w:t>
       </w:r>
       <w:r>
         <w:t xml:space="preserve"> </w:t>
@@ -661,23 +570,10 @@
           <w:b/>
           <w:bCs/>
         </w:rPr>
-        <w:t xml:space="preserve">Autorizar</w:t>
-      </w:r>
-      <w:r>
-        <w:t xml:space="preserve"> </w:t>
-      </w:r>
-      <w:r>
-        <w:t xml:space="preserve">la carga firmando el despeje de línea.</w:t>
-      </w:r>
-    </w:p>
-    <w:bookmarkEnd w:id="19"/>
-    <w:bookmarkStart w:id="20" w:name="secuencia-de-carga-y-mezcla"/>
-    <w:p>
-      <w:pPr>
-        <w:pStyle w:val="Heading3"/>
-      </w:pPr>
-      <w:r>
-        <w:t xml:space="preserve">6.2. Secuencia de Carga y Mezcla</w:t>
+        <w:t>Iniciar</w:t>
+      </w:r>
+      <w:r>
+        <w:t xml:space="preserve"> el sistema de agitación.</w:t>
       </w:r>
     </w:p>
     <w:p>
@@ -685,7 +581,7 @@
         <w:pStyle w:val="Compact"/>
         <w:numPr>
           <w:ilvl w:val="0"/>
-          <w:numId w:val="1008"/>
+          <w:numId w:val="9"/>
         </w:numPr>
       </w:pPr>
       <w:r>
@@ -693,7 +589,7 @@
           <w:b/>
           <w:bCs/>
         </w:rPr>
-        <w:t xml:space="preserve">OPERARIO:</w:t>
+        <w:t>OPERARIO:</w:t>
       </w:r>
       <w:r>
         <w:t xml:space="preserve"> </w:t>
@@ -703,13 +599,10 @@
           <w:b/>
           <w:bCs/>
         </w:rPr>
-        <w:t xml:space="preserve">Iniciar</w:t>
-      </w:r>
-      <w:r>
-        <w:t xml:space="preserve"> </w:t>
-      </w:r>
-      <w:r>
-        <w:t xml:space="preserve">el sistema de agitación (si aplica según diseño del equipo).</w:t>
+        <w:t>Cargar</w:t>
+      </w:r>
+      <w:r>
+        <w:t xml:space="preserve"> los componentes mayores (Macro-elementos)</w:t>
       </w:r>
     </w:p>
     <w:p>
@@ -717,7 +610,7 @@
         <w:pStyle w:val="Compact"/>
         <w:numPr>
           <w:ilvl w:val="0"/>
-          <w:numId w:val="1008"/>
+          <w:numId w:val="9"/>
         </w:numPr>
       </w:pPr>
       <w:r>
@@ -725,7 +618,7 @@
           <w:b/>
           <w:bCs/>
         </w:rPr>
-        <w:t xml:space="preserve">OPERARIO:</w:t>
+        <w:t>OPERARIO:</w:t>
       </w:r>
       <w:r>
         <w:t xml:space="preserve"> </w:t>
@@ -735,13 +628,39 @@
           <w:b/>
           <w:bCs/>
         </w:rPr>
-        <w:t xml:space="preserve">Cargar</w:t>
+        <w:t>Adicionar</w:t>
+      </w:r>
+      <w:r>
+        <w:t xml:space="preserve"> los componentes menores (Micros) en el centro geométrico del mezclador o mediante tolva de aditivos.</w:t>
+      </w:r>
+    </w:p>
+    <w:p>
+      <w:pPr>
+        <w:pStyle w:val="Compact"/>
+        <w:numPr>
+          <w:ilvl w:val="0"/>
+          <w:numId w:val="9"/>
+        </w:numPr>
+      </w:pPr>
+      <w:r>
+        <w:rPr>
+          <w:b/>
+          <w:bCs/>
+        </w:rPr>
+        <w:t>OPERARIO:</w:t>
       </w:r>
       <w:r>
         <w:t xml:space="preserve"> </w:t>
       </w:r>
       <w:r>
-        <w:t xml:space="preserve">los componentes mayores (Macro-elementos) según orden:</w:t>
+        <w:rPr>
+          <w:b/>
+          <w:bCs/>
+        </w:rPr>
+        <w:t>Cronometrar</w:t>
+      </w:r>
+      <w:r>
+        <w:t xml:space="preserve"> el Tiempo de Mezcla Efectivo desde el cierre de la tapa/compuerta.</w:t>
       </w:r>
     </w:p>
     <w:p>
@@ -749,107 +668,7 @@
         <w:pStyle w:val="Compact"/>
         <w:numPr>
           <w:ilvl w:val="1"/>
-          <w:numId w:val="1009"/>
-        </w:numPr>
-      </w:pPr>
-      <w:r>
-        <w:t xml:space="preserve">1°: Material de mayor densidad o tamaño de partícula.</w:t>
-      </w:r>
-    </w:p>
-    <w:p>
-      <w:pPr>
-        <w:pStyle w:val="Compact"/>
-        <w:numPr>
-          <w:ilvl w:val="1"/>
-          <w:numId w:val="1009"/>
-        </w:numPr>
-      </w:pPr>
-      <w:r>
-        <w:t xml:space="preserve">2°: Material intermedio.</w:t>
-      </w:r>
-    </w:p>
-    <w:p>
-      <w:pPr>
-        <w:pStyle w:val="Compact"/>
-        <w:numPr>
-          <w:ilvl w:val="1"/>
-          <w:numId w:val="1009"/>
-        </w:numPr>
-      </w:pPr>
-      <w:r>
-        <w:t xml:space="preserve">3°: Material fino o de menor densidad.</w:t>
-      </w:r>
-    </w:p>
-    <w:p>
-      <w:pPr>
-        <w:pStyle w:val="Compact"/>
-        <w:numPr>
-          <w:ilvl w:val="0"/>
-          <w:numId w:val="1008"/>
-        </w:numPr>
-      </w:pPr>
-      <w:r>
-        <w:rPr>
-          <w:b/>
-          <w:bCs/>
-        </w:rPr>
-        <w:t xml:space="preserve">OPERARIO:</w:t>
-      </w:r>
-      <w:r>
-        <w:t xml:space="preserve"> </w:t>
-      </w:r>
-      <w:r>
-        <w:rPr>
-          <w:b/>
-          <w:bCs/>
-        </w:rPr>
-        <w:t xml:space="preserve">Adicionar</w:t>
-      </w:r>
-      <w:r>
-        <w:t xml:space="preserve"> </w:t>
-      </w:r>
-      <w:r>
-        <w:t xml:space="preserve">los componentes menores (Micros) en el centro geométrico del mezclador o mediante tolva de aditivos.</w:t>
-      </w:r>
-    </w:p>
-    <w:p>
-      <w:pPr>
-        <w:pStyle w:val="Compact"/>
-        <w:numPr>
-          <w:ilvl w:val="0"/>
-          <w:numId w:val="1008"/>
-        </w:numPr>
-      </w:pPr>
-      <w:r>
-        <w:rPr>
-          <w:b/>
-          <w:bCs/>
-        </w:rPr>
-        <w:t xml:space="preserve">OPERARIO:</w:t>
-      </w:r>
-      <w:r>
-        <w:t xml:space="preserve"> </w:t>
-      </w:r>
-      <w:r>
-        <w:rPr>
-          <w:b/>
-          <w:bCs/>
-        </w:rPr>
-        <w:t xml:space="preserve">Cronometrar</w:t>
-      </w:r>
-      <w:r>
-        <w:t xml:space="preserve"> </w:t>
-      </w:r>
-      <w:r>
-        <w:t xml:space="preserve">el Tiempo de Mezcla Efectivo desde el cierre de la tapa/compuerta.</w:t>
-      </w:r>
-    </w:p>
-    <w:p>
-      <w:pPr>
-        <w:pStyle w:val="Compact"/>
-        <w:numPr>
-          <w:ilvl w:val="1"/>
-          <w:numId w:val="1010"/>
+          <w:numId w:val="11"/>
         </w:numPr>
       </w:pPr>
       <w:r>
@@ -857,422 +676,183 @@
           <w:i/>
           <w:iCs/>
         </w:rPr>
-        <w:t xml:space="preserve">Punto Crítico:</w:t>
-      </w:r>
-      <w:r>
-        <w:t xml:space="preserve"> </w:t>
-      </w:r>
-      <w:r>
-        <w:t xml:space="preserve">Respetar tiempo mínimo definido en Anexo 1 (ej: 5 - 15 minutos).</w:t>
-      </w:r>
-    </w:p>
-    <w:bookmarkEnd w:id="20"/>
-    <w:bookmarkStart w:id="21" w:name="descarga-y-control-de-homogeneidad"/>
-    <w:p>
-      <w:pPr>
-        <w:pStyle w:val="Heading3"/>
-      </w:pPr>
-      <w:r>
-        <w:t xml:space="preserve">6.3. Descarga y Control de Homogeneidad</w:t>
-      </w:r>
-    </w:p>
-    <w:p>
-      <w:pPr>
-        <w:pStyle w:val="Compact"/>
-        <w:numPr>
-          <w:ilvl w:val="0"/>
-          <w:numId w:val="1011"/>
-        </w:numPr>
-      </w:pPr>
-      <w:r>
-        <w:rPr>
-          <w:b/>
-          <w:bCs/>
-        </w:rPr>
-        <w:t xml:space="preserve">OPERARIO:</w:t>
-      </w:r>
-      <w:r>
-        <w:t xml:space="preserve"> </w:t>
-      </w:r>
-      <w:r>
-        <w:rPr>
-          <w:b/>
-          <w:bCs/>
-        </w:rPr>
-        <w:t xml:space="preserve">Finalizar</w:t>
-      </w:r>
-      <w:r>
-        <w:t xml:space="preserve"> </w:t>
-      </w:r>
-      <w:r>
-        <w:t xml:space="preserve">el tiempo de mezcla y abrir compuerta de descarga.</w:t>
-      </w:r>
-    </w:p>
-    <w:p>
-      <w:pPr>
-        <w:pStyle w:val="Compact"/>
-        <w:numPr>
-          <w:ilvl w:val="0"/>
-          <w:numId w:val="1011"/>
-        </w:numPr>
-      </w:pPr>
-      <w:r>
-        <w:rPr>
-          <w:b/>
-          <w:bCs/>
-        </w:rPr>
-        <w:t xml:space="preserve">OPERARIO:</w:t>
-      </w:r>
-      <w:r>
-        <w:t xml:space="preserve"> </w:t>
-      </w:r>
-      <w:r>
-        <w:rPr>
-          <w:b/>
-          <w:bCs/>
-        </w:rPr>
-        <w:t xml:space="preserve">Evitar</w:t>
-      </w:r>
-      <w:r>
-        <w:t xml:space="preserve"> </w:t>
-      </w:r>
-      <w:r>
-        <w:t xml:space="preserve">caída libre excesiva del producto para minimizar segregación.</w:t>
-      </w:r>
-    </w:p>
-    <w:p>
-      <w:pPr>
-        <w:pStyle w:val="Compact"/>
-        <w:numPr>
-          <w:ilvl w:val="0"/>
-          <w:numId w:val="1011"/>
-        </w:numPr>
-      </w:pPr>
-      <w:r>
-        <w:rPr>
-          <w:b/>
-          <w:bCs/>
-        </w:rPr>
-        <w:t xml:space="preserve">CALIDAD:</w:t>
-      </w:r>
-      <w:r>
-        <w:t xml:space="preserve"> </w:t>
-      </w:r>
-      <w:r>
-        <w:rPr>
-          <w:b/>
-          <w:bCs/>
-        </w:rPr>
-        <w:t xml:space="preserve">Tomar</w:t>
-      </w:r>
-      <w:r>
-        <w:t xml:space="preserve"> </w:t>
-      </w:r>
-      <w:r>
-        <w:t xml:space="preserve">3 sub-muestras puntuales (Inicio, Medio, Fin de descarga) para verificación visual y química rápida.</w:t>
-      </w:r>
-    </w:p>
-    <w:p>
-      <w:pPr>
-        <w:pStyle w:val="Compact"/>
-        <w:numPr>
-          <w:ilvl w:val="1"/>
-          <w:numId w:val="1012"/>
-        </w:numPr>
-      </w:pPr>
-      <w:r>
-        <w:rPr>
-          <w:i/>
-          <w:iCs/>
-        </w:rPr>
-        <w:t xml:space="preserve">Criterio:</w:t>
-      </w:r>
-      <w:r>
-        <w:t xml:space="preserve"> </w:t>
-      </w:r>
-      <w:r>
-        <w:t xml:space="preserve">Las 3 muestras deben ser visualmente indistinguibles en color y textura.</w:t>
-      </w:r>
-    </w:p>
-    <w:p>
-      <w:pPr>
-        <w:pStyle w:val="Compact"/>
-        <w:numPr>
-          <w:ilvl w:val="0"/>
-          <w:numId w:val="1011"/>
-        </w:numPr>
-      </w:pPr>
-      <w:r>
-        <w:rPr>
-          <w:b/>
-          <w:bCs/>
-        </w:rPr>
-        <w:t xml:space="preserve">SI CUMPLE:</w:t>
-      </w:r>
-      <w:r>
-        <w:t xml:space="preserve"> </w:t>
-      </w:r>
-      <w:r>
-        <w:rPr>
-          <w:b/>
-          <w:bCs/>
-        </w:rPr>
-        <w:t xml:space="preserve">Liberar</w:t>
-      </w:r>
-      <w:r>
-        <w:t xml:space="preserve"> </w:t>
-      </w:r>
-      <w:r>
-        <w:t xml:space="preserve">el granel para la etapa de envasado (POE 3.10).</w:t>
-      </w:r>
-    </w:p>
-    <w:p>
-      <w:pPr>
-        <w:pStyle w:val="Compact"/>
-        <w:numPr>
-          <w:ilvl w:val="0"/>
-          <w:numId w:val="1011"/>
-        </w:numPr>
-      </w:pPr>
-      <w:r>
-        <w:rPr>
-          <w:b/>
-          <w:bCs/>
-        </w:rPr>
-        <w:t xml:space="preserve">SI NO CUMPLE:</w:t>
-      </w:r>
-      <w:r>
-        <w:t xml:space="preserve"> </w:t>
-      </w:r>
-      <w:r>
-        <w:rPr>
-          <w:b/>
-          <w:bCs/>
-        </w:rPr>
-        <w:t xml:space="preserve">Retornar</w:t>
-      </w:r>
-      <w:r>
-        <w:t xml:space="preserve"> </w:t>
-      </w:r>
-      <w:r>
-        <w:t xml:space="preserve">el material al mezclador (si es posible) y re-mezclar por tiempo adicional (+50% del tiempo original).</w:t>
-      </w:r>
-      <w:r>
-        <w:t xml:space="preserve"> </w:t>
-      </w:r>
-      <w:r>
-        <w:rPr>
-          <w:b/>
-          <w:bCs/>
-        </w:rPr>
-        <w:t xml:space="preserve">Registrar</w:t>
-      </w:r>
-      <w:r>
-        <w:t xml:space="preserve"> </w:t>
-      </w:r>
-      <w:r>
-        <w:t xml:space="preserve">la desviación.</w:t>
-      </w:r>
-    </w:p>
-    <w:bookmarkEnd w:id="21"/>
-    <w:bookmarkEnd w:id="22"/>
-    <w:bookmarkStart w:id="23" w:name="criterios-de-control-y-aceptación"/>
-    <w:p>
-      <w:pPr>
-        <w:pStyle w:val="Heading2"/>
-      </w:pPr>
-      <w:r>
-        <w:t xml:space="preserve">7. CRITERIOS DE CONTROL Y ACEPTACIÓN</w:t>
+        <w:lastRenderedPageBreak/>
+        <w:t>Punto Crítico:</w:t>
+      </w:r>
+      <w:r>
+        <w:t xml:space="preserve"> Respetar tiempo mínimo definido</w:t>
+      </w:r>
+      <w:r>
+        <w:t>.</w:t>
+      </w:r>
+    </w:p>
+    <w:p>
+      <w:pPr>
+        <w:pStyle w:val="Ttulo2"/>
+      </w:pPr>
+      <w:bookmarkStart w:id="13" w:name="criterios-de-control-y-aceptación"/>
+      <w:bookmarkEnd w:id="10"/>
+      <w:bookmarkEnd w:id="12"/>
+      <w:r>
+        <w:t>7. CRITERIOS DE CONTROL Y ACEPTACIÓN</w:t>
       </w:r>
     </w:p>
     <w:tbl>
       <w:tblPr>
         <w:tblStyle w:val="Table"/>
-        <w:tblW w:type="pct" w:w="5000"/>
+        <w:tblW w:w="5000" w:type="pct"/>
         <w:tblLayout w:type="fixed"/>
-        <w:tblLook w:firstRow="1" w:lastRow="0" w:firstColumn="0" w:lastColumn="0" w:noHBand="0" w:noVBand="0" w:val="0020"/>
+        <w:tblLook w:val="0020" w:firstRow="1" w:lastRow="0" w:firstColumn="0" w:lastColumn="0" w:noHBand="0" w:noVBand="0"/>
       </w:tblPr>
       <w:tblGrid>
-        <w:gridCol w:w="2640"/>
-        <w:gridCol w:w="2640"/>
-        <w:gridCol w:w="2640"/>
+        <w:gridCol w:w="3018"/>
+        <w:gridCol w:w="3018"/>
+        <w:gridCol w:w="3018"/>
       </w:tblGrid>
       <w:tr>
         <w:trPr>
-          <w:tblHeader w:val="on"/>
+          <w:cnfStyle w:val="100000000000" w:firstRow="1" w:lastRow="0" w:firstColumn="0" w:lastColumn="0" w:oddVBand="0" w:evenVBand="0" w:oddHBand="0" w:evenHBand="0" w:firstRowFirstColumn="0" w:firstRowLastColumn="0" w:lastRowFirstColumn="0" w:lastRowLastColumn="0"/>
+          <w:tblHeader/>
         </w:trPr>
         <w:tc>
-          <w:tcPr/>
+          <w:tcPr>
+            <w:tcW w:w="3018" w:type="dxa"/>
+          </w:tcPr>
           <w:p>
             <w:pPr>
               <w:pStyle w:val="Compact"/>
-              <w:jc w:val="left"/>
             </w:pPr>
             <w:r>
-              <w:t xml:space="preserve">PARAMETRO</w:t>
+              <w:t>PARAMETRO</w:t>
             </w:r>
           </w:p>
         </w:tc>
         <w:tc>
-          <w:tcPr/>
+          <w:tcPr>
+            <w:tcW w:w="3018" w:type="dxa"/>
+          </w:tcPr>
           <w:p>
             <w:pPr>
               <w:pStyle w:val="Compact"/>
-              <w:jc w:val="left"/>
             </w:pPr>
             <w:r>
-              <w:t xml:space="preserve">CRITERIO</w:t>
+              <w:t>CRITERIO</w:t>
             </w:r>
           </w:p>
         </w:tc>
         <w:tc>
-          <w:tcPr/>
+          <w:tcPr>
+            <w:tcW w:w="3018" w:type="dxa"/>
+          </w:tcPr>
           <w:p>
             <w:pPr>
               <w:pStyle w:val="Compact"/>
-              <w:jc w:val="left"/>
             </w:pPr>
             <w:r>
-              <w:t xml:space="preserve">ACCIÓN SI FALLA</w:t>
+              <w:t>ACCIÓN SI FALLA</w:t>
             </w:r>
           </w:p>
         </w:tc>
       </w:tr>
       <w:tr>
         <w:tc>
-          <w:tcPr/>
+          <w:tcPr>
+            <w:tcW w:w="3018" w:type="dxa"/>
+          </w:tcPr>
           <w:p>
             <w:pPr>
               <w:pStyle w:val="Compact"/>
-              <w:jc w:val="left"/>
             </w:pPr>
             <w:r>
               <w:rPr>
                 <w:b/>
                 <w:bCs/>
               </w:rPr>
-              <w:t xml:space="preserve">Tiempo de Mezcla</w:t>
+              <w:t>Tiempo de Mezcla</w:t>
             </w:r>
           </w:p>
         </w:tc>
         <w:tc>
-          <w:tcPr/>
+          <w:tcPr>
+            <w:tcW w:w="3018" w:type="dxa"/>
+          </w:tcPr>
           <w:p>
             <w:pPr>
               <w:pStyle w:val="Compact"/>
-              <w:jc w:val="left"/>
             </w:pPr>
             <w:r>
-              <w:t xml:space="preserve">± 1 minuto del estándar</w:t>
+              <w:t>± 1 minuto del estándar</w:t>
             </w:r>
           </w:p>
         </w:tc>
         <w:tc>
-          <w:tcPr/>
+          <w:tcPr>
+            <w:tcW w:w="3018" w:type="dxa"/>
+          </w:tcPr>
           <w:p>
             <w:pPr>
               <w:pStyle w:val="Compact"/>
-              <w:jc w:val="left"/>
             </w:pPr>
             <w:r>
-              <w:t xml:space="preserve">Ajustar y registrar causa.</w:t>
+              <w:t>Ajustar y registrar causa.</w:t>
             </w:r>
           </w:p>
         </w:tc>
       </w:tr>
       <w:tr>
         <w:tc>
-          <w:tcPr/>
+          <w:tcPr>
+            <w:tcW w:w="3018" w:type="dxa"/>
+          </w:tcPr>
           <w:p>
             <w:pPr>
               <w:pStyle w:val="Compact"/>
-              <w:jc w:val="left"/>
             </w:pPr>
             <w:r>
               <w:rPr>
                 <w:b/>
                 <w:bCs/>
               </w:rPr>
-              <w:t xml:space="preserve">Aspecto Visual</w:t>
+              <w:t>Aspecto Visual</w:t>
             </w:r>
           </w:p>
         </w:tc>
         <w:tc>
-          <w:tcPr/>
+          <w:tcPr>
+            <w:tcW w:w="3018" w:type="dxa"/>
+          </w:tcPr>
           <w:p>
             <w:pPr>
               <w:pStyle w:val="Compact"/>
-              <w:jc w:val="left"/>
             </w:pPr>
             <w:r>
-              <w:t xml:space="preserve">Homogéneo, sin puntos de color distintos.</w:t>
+              <w:t>Homogéneo, sin puntos de color distintos.</w:t>
             </w:r>
           </w:p>
         </w:tc>
         <w:tc>
-          <w:tcPr/>
+          <w:tcPr>
+            <w:tcW w:w="3018" w:type="dxa"/>
+          </w:tcPr>
           <w:p>
             <w:pPr>
               <w:pStyle w:val="Compact"/>
-              <w:jc w:val="left"/>
             </w:pPr>
             <w:r>
-              <w:t xml:space="preserve">Re-mezclar inmediatamente.</w:t>
-            </w:r>
-          </w:p>
-        </w:tc>
-      </w:tr>
-      <w:tr>
-        <w:tc>
-          <w:tcPr/>
-          <w:p>
-            <w:pPr>
-              <w:pStyle w:val="Compact"/>
-              <w:jc w:val="left"/>
-            </w:pPr>
-            <w:r>
-              <w:rPr>
-                <w:b/>
-                <w:bCs/>
-              </w:rPr>
-              <w:t xml:space="preserve">Uniformidad Química (Si aplica)</w:t>
-            </w:r>
-          </w:p>
-        </w:tc>
-        <w:tc>
-          <w:tcPr/>
-          <w:p>
-            <w:pPr>
-              <w:pStyle w:val="Compact"/>
-              <w:jc w:val="left"/>
-            </w:pPr>
-            <w:r>
-              <w:t xml:space="preserve">CV &lt; 10% entre sub-muestras (Micronutrientes).</w:t>
-            </w:r>
-          </w:p>
-        </w:tc>
-        <w:tc>
-          <w:tcPr/>
-          <w:p>
-            <w:pPr>
-              <w:pStyle w:val="Compact"/>
-              <w:jc w:val="left"/>
-            </w:pPr>
-            <w:r>
-              <w:t xml:space="preserve">Investigar proceso de mezcla. Bloquear lote.</w:t>
+              <w:t>Re-mezclar inmediatamente.</w:t>
             </w:r>
           </w:p>
         </w:tc>
       </w:tr>
     </w:tbl>
-    <w:bookmarkEnd w:id="23"/>
-    <w:bookmarkStart w:id="24" w:name="registros-asociados"/>
-    <w:p>
-      <w:pPr>
-        <w:pStyle w:val="Heading2"/>
-      </w:pPr>
-      <w:r>
-        <w:t xml:space="preserve">8. REGISTROS ASOCIADOS</w:t>
+    <w:p>
+      <w:pPr>
+        <w:pStyle w:val="Ttulo2"/>
+      </w:pPr>
+      <w:bookmarkStart w:id="14" w:name="registros-asociados"/>
+      <w:bookmarkEnd w:id="13"/>
+      <w:r>
+        <w:t>8. REGISTROS ASOCIADOS</w:t>
       </w:r>
     </w:p>
     <w:p>
@@ -1280,17 +860,17 @@
         <w:pStyle w:val="Compact"/>
         <w:numPr>
           <w:ilvl w:val="0"/>
-          <w:numId w:val="1013"/>
+          <w:numId w:val="14"/>
         </w:numPr>
       </w:pPr>
       <w:r>
         <w:rPr>
           <w:rStyle w:val="VerbatimChar"/>
         </w:rPr>
-        <w:t xml:space="preserve">Formato_Control_Mezcla_Homogenizacion_V1.csv</w:t>
-      </w:r>
-      <w:r>
-        <w:t xml:space="preserve">: Registro de tiempos y orden de carga.</w:t>
+        <w:t>Formato_Control_Mezcla_Homogenizacion_V1.csv</w:t>
+      </w:r>
+      <w:r>
+        <w:t>: Registro de tiempos y orden de carga.</w:t>
       </w:r>
     </w:p>
     <w:p>
@@ -1298,27 +878,27 @@
         <w:pStyle w:val="Compact"/>
         <w:numPr>
           <w:ilvl w:val="0"/>
-          <w:numId w:val="1013"/>
+          <w:numId w:val="14"/>
         </w:numPr>
       </w:pPr>
       <w:r>
         <w:rPr>
           <w:rStyle w:val="VerbatimChar"/>
         </w:rPr>
-        <w:t xml:space="preserve">Registro_Mezcla_Homogenizacion_V1.csv</w:t>
-      </w:r>
-      <w:r>
-        <w:t xml:space="preserve">: Histórico de lotes mezclados.</w:t>
-      </w:r>
-    </w:p>
-    <w:bookmarkEnd w:id="24"/>
-    <w:bookmarkStart w:id="25" w:name="anexos"/>
-    <w:p>
-      <w:pPr>
-        <w:pStyle w:val="Heading2"/>
-      </w:pPr>
-      <w:r>
-        <w:t xml:space="preserve">9. ANEXOS</w:t>
+        <w:t>Registro_Mezcla_Homogenizacion_V1.csv</w:t>
+      </w:r>
+      <w:r>
+        <w:t>: Histórico de lotes mezclados.</w:t>
+      </w:r>
+    </w:p>
+    <w:p>
+      <w:pPr>
+        <w:pStyle w:val="Ttulo2"/>
+      </w:pPr>
+      <w:bookmarkStart w:id="15" w:name="anexos"/>
+      <w:bookmarkEnd w:id="14"/>
+      <w:r>
+        <w:t>9. ANEXOS</w:t>
       </w:r>
     </w:p>
     <w:p>
@@ -1326,7 +906,7 @@
         <w:pStyle w:val="Compact"/>
         <w:numPr>
           <w:ilvl w:val="0"/>
-          <w:numId w:val="1014"/>
+          <w:numId w:val="15"/>
         </w:numPr>
       </w:pPr>
       <w:r>
@@ -1334,23 +914,20 @@
           <w:b/>
           <w:bCs/>
         </w:rPr>
-        <w:t xml:space="preserve">Anexo 1:</w:t>
-      </w:r>
-      <w:r>
-        <w:t xml:space="preserve"> </w:t>
-      </w:r>
-      <w:r>
-        <w:t xml:space="preserve">Tabla de Tiempos de Mezcla y Secuencias de Carga por Producto.</w:t>
-      </w:r>
-    </w:p>
-    <w:bookmarkEnd w:id="25"/>
-    <w:bookmarkStart w:id="26" w:name="control-de-cambios"/>
-    <w:p>
-      <w:pPr>
-        <w:pStyle w:val="Heading2"/>
-      </w:pPr>
-      <w:r>
-        <w:t xml:space="preserve">10. CONTROL DE CAMBIOS</w:t>
+        <w:t>Anexo 1:</w:t>
+      </w:r>
+      <w:r>
+        <w:t xml:space="preserve"> Tabla de Tiempos de Mezcla y Secuencias de Carga por Producto.</w:t>
+      </w:r>
+    </w:p>
+    <w:p>
+      <w:pPr>
+        <w:pStyle w:val="Ttulo2"/>
+      </w:pPr>
+      <w:bookmarkStart w:id="16" w:name="control-de-cambios"/>
+      <w:bookmarkEnd w:id="15"/>
+      <w:r>
+        <w:t>10. CONTROL DE CAMBIOS</w:t>
       </w:r>
     </w:p>
     <w:p>
@@ -1358,51 +935,32 @@
         <w:pStyle w:val="FirstParagraph"/>
       </w:pPr>
       <w:r>
-        <w:t xml:space="preserve">VERSIÓN | FECHA | DESCRIPCIÓN DEL CAMBIO |</w:t>
+        <w:t>VERSIÓN | FECHA | DESCRIPCIÓN DEL CAMBIO |</w:t>
       </w:r>
       <w:r>
         <w:br/>
       </w:r>
-    </w:p>
-    <w:bookmarkEnd w:id="26"/>
-    <w:bookmarkEnd w:id="27"/>
+      <w:bookmarkEnd w:id="0"/>
+      <w:bookmarkEnd w:id="16"/>
+    </w:p>
     <w:sectPr>
       <w:footnotePr>
         <w:numRestart w:val="eachSect"/>
       </w:footnotePr>
+      <w:pgSz w:w="12240" w:h="15840"/>
+      <w:pgMar w:top="1417" w:right="1701" w:bottom="1417" w:left="1701" w:header="720" w:footer="720" w:gutter="0"/>
+      <w:cols w:space="720"/>
     </w:sectPr>
   </w:body>
 </w:document>
 </file>
 
-<file path=word/comments.xml><?xml version="1.0" encoding="utf-8"?>
-<w:comments xmlns:w="http://schemas.openxmlformats.org/wordprocessingml/2006/main" xmlns:m="http://schemas.openxmlformats.org/officeDocument/2006/math" xmlns:r="http://schemas.openxmlformats.org/officeDocument/2006/relationships" xmlns:o="urn:schemas-microsoft-com:office:office" xmlns:v="urn:schemas-microsoft-com:vml" xmlns:w10="urn:schemas-microsoft-com:office:word" xmlns:a="http://schemas.openxmlformats.org/drawingml/2006/main" xmlns:pic="http://schemas.openxmlformats.org/drawingml/2006/picture" xmlns:wp="http://schemas.openxmlformats.org/drawingml/2006/wordprocessingDrawing"/>
-</file>
-
-<file path=word/footnotes.xml><?xml version="1.0" encoding="utf-8"?>
-<w:footnotes xmlns:w="http://schemas.openxmlformats.org/wordprocessingml/2006/main" xmlns:m="http://schemas.openxmlformats.org/officeDocument/2006/math" xmlns:r="http://schemas.openxmlformats.org/officeDocument/2006/relationships" xmlns:o="urn:schemas-microsoft-com:office:office" xmlns:v="urn:schemas-microsoft-com:vml" xmlns:w10="urn:schemas-microsoft-com:office:word" xmlns:a="http://schemas.openxmlformats.org/drawingml/2006/main" xmlns:pic="http://schemas.openxmlformats.org/drawingml/2006/picture" xmlns:wp="http://schemas.openxmlformats.org/drawingml/2006/wordprocessingDrawing">
-  <w:footnote w:type="continuationSeparator" w:id="0">
-    <w:p>
-      <w:r>
-        <w:continuationSeparator/>
-      </w:r>
-    </w:p>
-  </w:footnote>
-  <w:footnote w:type="separator" w:id="-1">
-    <w:p>
-      <w:r>
-        <w:separator/>
-      </w:r>
-    </w:p>
-  </w:footnote>
-</w:footnotes>
-</file>
-
 <file path=word/numbering.xml><?xml version="1.0" encoding="utf-8"?>
-<w:numbering xmlns:w="http://schemas.openxmlformats.org/wordprocessingml/2006/main">
-  <w:abstractNum w:abstractNumId="990">
+<w:numbering xmlns:wpc="http://schemas.microsoft.com/office/word/2010/wordprocessingCanvas" xmlns:cx="http://schemas.microsoft.com/office/drawing/2014/chartex" xmlns:cx1="http://schemas.microsoft.com/office/drawing/2015/9/8/chartex" xmlns:cx2="http://schemas.microsoft.com/office/drawing/2015/10/21/chartex" xmlns:cx3="http://schemas.microsoft.com/office/drawing/2016/5/9/chartex" xmlns:cx4="http://schemas.microsoft.com/office/drawing/2016/5/10/chartex" xmlns:cx5="http://schemas.microsoft.com/office/drawing/2016/5/11/chartex" xmlns:cx6="http://schemas.microsoft.com/office/drawing/2016/5/12/chartex" xmlns:cx7="http://schemas.microsoft.com/office/drawing/2016/5/13/chartex" xmlns:cx8="http://schemas.microsoft.com/office/drawing/2016/5/14/chartex" xmlns:mc="http://schemas.openxmlformats.org/markup-compatibility/2006" xmlns:aink="http://schemas.microsoft.com/office/drawing/2016/ink" xmlns:am3d="http://schemas.microsoft.com/office/drawing/2017/model3d" xmlns:o="urn:schemas-microsoft-com:office:office" xmlns:oel="http://schemas.microsoft.com/office/2019/extlst" xmlns:r="http://schemas.openxmlformats.org/officeDocument/2006/relationships" xmlns:m="http://schemas.openxmlformats.org/officeDocument/2006/math" xmlns:v="urn:schemas-microsoft-com:vml" xmlns:wp14="http://schemas.microsoft.com/office/word/2010/wordprocessingDrawing" xmlns:wp="http://schemas.openxmlformats.org/drawingml/2006/wordprocessingDrawing" xmlns:w10="urn:schemas-microsoft-com:office:word" xmlns:w="http://schemas.openxmlformats.org/wordprocessingml/2006/main" xmlns:w14="http://schemas.microsoft.com/office/word/2010/wordml" xmlns:w15="http://schemas.microsoft.com/office/word/2012/wordml" xmlns:w16cex="http://schemas.microsoft.com/office/word/2018/wordml/cex" xmlns:w16cid="http://schemas.microsoft.com/office/word/2016/wordml/cid" xmlns:w16="http://schemas.microsoft.com/office/word/2018/wordml" xmlns:w16sdtdh="http://schemas.microsoft.com/office/word/2020/wordml/sdtdatahash" xmlns:w16se="http://schemas.microsoft.com/office/word/2015/wordml/symex" xmlns:wpg="http://schemas.microsoft.com/office/word/2010/wordprocessingGroup" xmlns:wpi="http://schemas.microsoft.com/office/word/2010/wordprocessingInk" xmlns:wne="http://schemas.microsoft.com/office/word/2006/wordml" xmlns:wps="http://schemas.microsoft.com/office/word/2010/wordprocessingShape" mc:Ignorable="w14 w15 w16se w16cid w16 w16cex w16sdtdh wp14">
+  <w:abstractNum w:abstractNumId="0" w15:restartNumberingAfterBreak="0">
     <w:nsid w:val="0000A990"/>
     <w:multiLevelType w:val="multilevel"/>
+    <w:tmpl w:val="B7722032"/>
     <w:lvl w:ilvl="0">
       <w:numFmt w:val="bullet"/>
       <w:lvlText w:val=" "/>
@@ -1476,9 +1034,10 @@
       </w:pPr>
     </w:lvl>
   </w:abstractNum>
-  <w:abstractNum w:abstractNumId="991">
+  <w:abstractNum w:abstractNumId="1" w15:restartNumberingAfterBreak="0">
     <w:nsid w:val="0000A991"/>
     <w:multiLevelType w:val="multilevel"/>
+    <w:tmpl w:val="D8608B24"/>
     <w:lvl w:ilvl="0">
       <w:numFmt w:val="bullet"/>
       <w:lvlText w:val=""/>
@@ -1579,9 +1138,10 @@
       </w:rPr>
     </w:lvl>
   </w:abstractNum>
-  <w:abstractNum w:abstractNumId="99411">
+  <w:abstractNum w:abstractNumId="2" w15:restartNumberingAfterBreak="0">
     <w:nsid w:val="00A99411"/>
     <w:multiLevelType w:val="multilevel"/>
+    <w:tmpl w:val="CE44C158"/>
     <w:lvl w:ilvl="0">
       <w:start w:val="1"/>
       <w:numFmt w:val="decimal"/>
@@ -1664,9 +1224,10 @@
       </w:pPr>
     </w:lvl>
   </w:abstractNum>
-  <w:abstractNum w:abstractNumId="99413">
+  <w:abstractNum w:abstractNumId="3" w15:restartNumberingAfterBreak="0">
     <w:nsid w:val="00A99413"/>
     <w:multiLevelType w:val="multilevel"/>
+    <w:tmpl w:val="21200CE4"/>
     <w:lvl w:ilvl="0">
       <w:start w:val="3"/>
       <w:numFmt w:val="decimal"/>
@@ -1749,9 +1310,10 @@
       </w:pPr>
     </w:lvl>
   </w:abstractNum>
-  <w:abstractNum w:abstractNumId="99417">
+  <w:abstractNum w:abstractNumId="4" w15:restartNumberingAfterBreak="0">
     <w:nsid w:val="00A99417"/>
     <w:multiLevelType w:val="multilevel"/>
+    <w:tmpl w:val="7940ED4A"/>
     <w:lvl w:ilvl="0">
       <w:start w:val="7"/>
       <w:numFmt w:val="decimal"/>
@@ -1834,29 +1396,29 @@
       </w:pPr>
     </w:lvl>
   </w:abstractNum>
-  <w:num w:numId="1000">
-    <w:abstractNumId w:val="990"/>
+  <w:num w:numId="1" w16cid:durableId="953168163">
+    <w:abstractNumId w:val="0"/>
   </w:num>
-  <w:num w:numId="1001">
-    <w:abstractNumId w:val="991"/>
+  <w:num w:numId="2" w16cid:durableId="534663515">
+    <w:abstractNumId w:val="1"/>
   </w:num>
-  <w:num w:numId="1002">
-    <w:abstractNumId w:val="991"/>
+  <w:num w:numId="3" w16cid:durableId="331035419">
+    <w:abstractNumId w:val="1"/>
   </w:num>
-  <w:num w:numId="1003">
-    <w:abstractNumId w:val="991"/>
+  <w:num w:numId="4" w16cid:durableId="862481452">
+    <w:abstractNumId w:val="1"/>
   </w:num>
-  <w:num w:numId="1004">
-    <w:abstractNumId w:val="991"/>
+  <w:num w:numId="5" w16cid:durableId="624235340">
+    <w:abstractNumId w:val="1"/>
   </w:num>
-  <w:num w:numId="1005">
-    <w:abstractNumId w:val="991"/>
+  <w:num w:numId="6" w16cid:durableId="704211315">
+    <w:abstractNumId w:val="1"/>
   </w:num>
-  <w:num w:numId="1006">
-    <w:abstractNumId w:val="991"/>
+  <w:num w:numId="7" w16cid:durableId="164133346">
+    <w:abstractNumId w:val="1"/>
   </w:num>
-  <w:num w:numId="1007">
-    <w:abstractNumId w:val="99411"/>
+  <w:num w:numId="8" w16cid:durableId="1946421803">
+    <w:abstractNumId w:val="2"/>
     <w:lvlOverride w:ilvl="0">
       <w:startOverride w:val="1"/>
     </w:lvlOverride>
@@ -1885,8 +1447,8 @@
       <w:startOverride w:val="1"/>
     </w:lvlOverride>
   </w:num>
-  <w:num w:numId="1008">
-    <w:abstractNumId w:val="99413"/>
+  <w:num w:numId="9" w16cid:durableId="198393603">
+    <w:abstractNumId w:val="3"/>
     <w:lvlOverride w:ilvl="0">
       <w:startOverride w:val="3"/>
     </w:lvlOverride>
@@ -1915,14 +1477,14 @@
       <w:startOverride w:val="3"/>
     </w:lvlOverride>
   </w:num>
-  <w:num w:numId="1009">
-    <w:abstractNumId w:val="991"/>
+  <w:num w:numId="10" w16cid:durableId="1838423554">
+    <w:abstractNumId w:val="1"/>
   </w:num>
-  <w:num w:numId="1010">
-    <w:abstractNumId w:val="991"/>
+  <w:num w:numId="11" w16cid:durableId="1976177425">
+    <w:abstractNumId w:val="1"/>
   </w:num>
-  <w:num w:numId="1011">
-    <w:abstractNumId w:val="99417"/>
+  <w:num w:numId="12" w16cid:durableId="704066035">
+    <w:abstractNumId w:val="4"/>
     <w:lvlOverride w:ilvl="0">
       <w:startOverride w:val="7"/>
     </w:lvlOverride>
@@ -1951,27 +1513,27 @@
       <w:startOverride w:val="7"/>
     </w:lvlOverride>
   </w:num>
-  <w:num w:numId="1012">
-    <w:abstractNumId w:val="991"/>
+  <w:num w:numId="13" w16cid:durableId="1628584310">
+    <w:abstractNumId w:val="1"/>
   </w:num>
-  <w:num w:numId="1013">
-    <w:abstractNumId w:val="991"/>
+  <w:num w:numId="14" w16cid:durableId="806893257">
+    <w:abstractNumId w:val="1"/>
   </w:num>
-  <w:num w:numId="1014">
-    <w:abstractNumId w:val="991"/>
+  <w:num w:numId="15" w16cid:durableId="474180521">
+    <w:abstractNumId w:val="1"/>
   </w:num>
 </w:numbering>
 </file>
 
 <file path=word/styles.xml><?xml version="1.0" encoding="utf-8"?>
-<w:styles xmlns:r="http://schemas.openxmlformats.org/officeDocument/2006/relationships" xmlns:w="http://schemas.openxmlformats.org/wordprocessingml/2006/main">
+<w:styles xmlns:mc="http://schemas.openxmlformats.org/markup-compatibility/2006" xmlns:r="http://schemas.openxmlformats.org/officeDocument/2006/relationships" xmlns:w="http://schemas.openxmlformats.org/wordprocessingml/2006/main" xmlns:w14="http://schemas.microsoft.com/office/word/2010/wordml" xmlns:w15="http://schemas.microsoft.com/office/word/2012/wordml" xmlns:w16cex="http://schemas.microsoft.com/office/word/2018/wordml/cex" xmlns:w16cid="http://schemas.microsoft.com/office/word/2016/wordml/cid" xmlns:w16="http://schemas.microsoft.com/office/word/2018/wordml" xmlns:w16sdtdh="http://schemas.microsoft.com/office/word/2020/wordml/sdtdatahash" xmlns:w16se="http://schemas.microsoft.com/office/word/2015/wordml/symex" mc:Ignorable="w14 w15 w16se w16cid w16 w16cex w16sdtdh">
   <w:docDefaults>
     <w:rPrDefault>
       <w:rPr>
-        <w:rFonts w:asciiTheme="minorHAnsi" w:cstheme="minorBidi" w:eastAsiaTheme="minorEastAsia" w:hAnsiTheme="minorHAnsi"/>
+        <w:rFonts w:asciiTheme="minorHAnsi" w:eastAsiaTheme="minorEastAsia" w:hAnsiTheme="minorHAnsi" w:cstheme="minorBidi"/>
         <w:sz w:val="24"/>
         <w:szCs w:val="24"/>
-        <w:lang w:bidi="ar-SA" w:eastAsia="zh-CN" w:val="en-US"/>
+        <w:lang w:val="en-US" w:eastAsia="zh-CN" w:bidi="ar-SA"/>
       </w:rPr>
     </w:rPrDefault>
     <w:pPrDefault>
@@ -1980,193 +1542,280 @@
       </w:pPr>
     </w:pPrDefault>
   </w:docDefaults>
-  <w:latentStyles w:count="276" w:defLockedState="0" w:defQFormat="0" w:defSemiHidden="0" w:defUIPriority="0" w:defUnhideWhenUsed="0"/>
-  <w:style w:default="1" w:styleId="Normal" w:type="paragraph">
+  <w:latentStyles w:defLockedState="0" w:defUIPriority="0" w:defSemiHidden="0" w:defUnhideWhenUsed="0" w:defQFormat="0" w:count="376">
+    <w:lsdException w:name="Normal Table" w:semiHidden="1" w:unhideWhenUsed="1"/>
+    <w:lsdException w:name="Table Simple 1" w:semiHidden="1" w:unhideWhenUsed="1"/>
+    <w:lsdException w:name="Table Simple 2" w:semiHidden="1" w:unhideWhenUsed="1"/>
+    <w:lsdException w:name="Table Simple 3" w:semiHidden="1" w:unhideWhenUsed="1"/>
+    <w:lsdException w:name="Table Classic 1" w:semiHidden="1" w:unhideWhenUsed="1"/>
+    <w:lsdException w:name="Table Classic 2" w:semiHidden="1" w:unhideWhenUsed="1"/>
+    <w:lsdException w:name="Table Classic 3" w:semiHidden="1" w:unhideWhenUsed="1"/>
+    <w:lsdException w:name="Table Classic 4" w:semiHidden="1" w:unhideWhenUsed="1"/>
+    <w:lsdException w:name="Table Colorful 1" w:semiHidden="1" w:unhideWhenUsed="1"/>
+    <w:lsdException w:name="Table Colorful 2" w:semiHidden="1" w:unhideWhenUsed="1"/>
+    <w:lsdException w:name="Table Colorful 3" w:semiHidden="1" w:unhideWhenUsed="1"/>
+    <w:lsdException w:name="Table Columns 1" w:semiHidden="1" w:unhideWhenUsed="1"/>
+    <w:lsdException w:name="Table Columns 2" w:semiHidden="1" w:unhideWhenUsed="1"/>
+    <w:lsdException w:name="Table Columns 3" w:semiHidden="1" w:unhideWhenUsed="1"/>
+    <w:lsdException w:name="Table Columns 4" w:semiHidden="1" w:unhideWhenUsed="1"/>
+    <w:lsdException w:name="Table Columns 5" w:semiHidden="1" w:unhideWhenUsed="1"/>
+    <w:lsdException w:name="Table Grid 1" w:semiHidden="1" w:unhideWhenUsed="1"/>
+    <w:lsdException w:name="Table Grid 2" w:semiHidden="1" w:unhideWhenUsed="1"/>
+    <w:lsdException w:name="Table Grid 3" w:semiHidden="1" w:unhideWhenUsed="1"/>
+    <w:lsdException w:name="Table Grid 4" w:semiHidden="1" w:unhideWhenUsed="1"/>
+    <w:lsdException w:name="Table Grid 5" w:semiHidden="1" w:unhideWhenUsed="1"/>
+    <w:lsdException w:name="Table Grid 6" w:semiHidden="1" w:unhideWhenUsed="1"/>
+    <w:lsdException w:name="Table Grid 7" w:semiHidden="1" w:unhideWhenUsed="1"/>
+    <w:lsdException w:name="Table Grid 8" w:semiHidden="1" w:unhideWhenUsed="1"/>
+    <w:lsdException w:name="Table List 1" w:semiHidden="1" w:unhideWhenUsed="1"/>
+    <w:lsdException w:name="Table List 2" w:semiHidden="1" w:unhideWhenUsed="1"/>
+    <w:lsdException w:name="Table List 3" w:semiHidden="1" w:unhideWhenUsed="1"/>
+    <w:lsdException w:name="Table List 4" w:semiHidden="1" w:unhideWhenUsed="1"/>
+    <w:lsdException w:name="Table List 5" w:semiHidden="1" w:unhideWhenUsed="1"/>
+    <w:lsdException w:name="Table List 6" w:semiHidden="1" w:unhideWhenUsed="1"/>
+    <w:lsdException w:name="Table List 7" w:semiHidden="1" w:unhideWhenUsed="1"/>
+    <w:lsdException w:name="Table List 8" w:semiHidden="1" w:unhideWhenUsed="1"/>
+    <w:lsdException w:name="Table 3D effects 1" w:semiHidden="1" w:unhideWhenUsed="1"/>
+    <w:lsdException w:name="Table 3D effects 2" w:semiHidden="1" w:unhideWhenUsed="1"/>
+    <w:lsdException w:name="Table 3D effects 3" w:semiHidden="1" w:unhideWhenUsed="1"/>
+    <w:lsdException w:name="Table Contemporary" w:semiHidden="1" w:unhideWhenUsed="1"/>
+    <w:lsdException w:name="Table Elegant" w:semiHidden="1" w:unhideWhenUsed="1"/>
+    <w:lsdException w:name="Table Professional" w:semiHidden="1" w:unhideWhenUsed="1"/>
+    <w:lsdException w:name="Table Subtle 1" w:semiHidden="1" w:unhideWhenUsed="1"/>
+    <w:lsdException w:name="Table Subtle 2" w:semiHidden="1" w:unhideWhenUsed="1"/>
+    <w:lsdException w:name="Table Web 1" w:semiHidden="1" w:unhideWhenUsed="1"/>
+    <w:lsdException w:name="Table Web 2" w:semiHidden="1" w:unhideWhenUsed="1"/>
+    <w:lsdException w:name="Table Web 3" w:semiHidden="1" w:unhideWhenUsed="1"/>
+    <w:lsdException w:name="Table Theme" w:semiHidden="1" w:unhideWhenUsed="1"/>
+    <w:lsdException w:name="Light Shading"/>
+    <w:lsdException w:name="Light List"/>
+    <w:lsdException w:name="Light Grid"/>
+    <w:lsdException w:name="Medium Shading 1"/>
+    <w:lsdException w:name="Medium Shading 2"/>
+    <w:lsdException w:name="Medium List 1"/>
+    <w:lsdException w:name="Medium List 2"/>
+    <w:lsdException w:name="Medium Grid 1"/>
+    <w:lsdException w:name="Medium Grid 2"/>
+    <w:lsdException w:name="Medium Grid 3"/>
+    <w:lsdException w:name="Dark List"/>
+    <w:lsdException w:name="Colorful Shading"/>
+    <w:lsdException w:name="Colorful List"/>
+    <w:lsdException w:name="Colorful Grid"/>
+    <w:lsdException w:name="Light Shading Accent 1"/>
+    <w:lsdException w:name="Light List Accent 1"/>
+    <w:lsdException w:name="Light Grid Accent 1"/>
+    <w:lsdException w:name="Medium Shading 1 Accent 1"/>
+    <w:lsdException w:name="Medium Shading 2 Accent 1"/>
+    <w:lsdException w:name="Medium List 1 Accent 1"/>
+    <w:lsdException w:name="Medium List 2 Accent 1"/>
+    <w:lsdException w:name="Medium Grid 1 Accent 1"/>
+    <w:lsdException w:name="Medium Grid 2 Accent 1"/>
+    <w:lsdException w:name="Medium Grid 3 Accent 1"/>
+    <w:lsdException w:name="Dark List Accent 1"/>
+    <w:lsdException w:name="Colorful Shading Accent 1"/>
+    <w:lsdException w:name="Colorful List Accent 1"/>
+    <w:lsdException w:name="Colorful Grid Accent 1"/>
+    <w:lsdException w:name="Light Shading Accent 2"/>
+    <w:lsdException w:name="Light List Accent 2"/>
+    <w:lsdException w:name="Light Grid Accent 2"/>
+    <w:lsdException w:name="Medium Shading 1 Accent 2"/>
+    <w:lsdException w:name="Medium Shading 2 Accent 2"/>
+    <w:lsdException w:name="Medium List 1 Accent 2"/>
+    <w:lsdException w:name="Medium List 2 Accent 2"/>
+    <w:lsdException w:name="Medium Grid 1 Accent 2"/>
+    <w:lsdException w:name="Medium Grid 2 Accent 2"/>
+    <w:lsdException w:name="Medium Grid 3 Accent 2"/>
+    <w:lsdException w:name="Dark List Accent 2"/>
+    <w:lsdException w:name="Colorful Shading Accent 2"/>
+    <w:lsdException w:name="Colorful List Accent 2"/>
+    <w:lsdException w:name="Colorful Grid Accent 2"/>
+    <w:lsdException w:name="Light Shading Accent 3"/>
+    <w:lsdException w:name="Light List Accent 3"/>
+    <w:lsdException w:name="Light Grid Accent 3"/>
+    <w:lsdException w:name="Medium Shading 1 Accent 3"/>
+    <w:lsdException w:name="Medium Shading 2 Accent 3"/>
+    <w:lsdException w:name="Medium List 1 Accent 3"/>
+    <w:lsdException w:name="Medium List 2 Accent 3"/>
+    <w:lsdException w:name="Medium Grid 1 Accent 3"/>
+    <w:lsdException w:name="Medium Grid 2 Accent 3"/>
+    <w:lsdException w:name="Medium Grid 3 Accent 3"/>
+    <w:lsdException w:name="Dark List Accent 3"/>
+    <w:lsdException w:name="Colorful Shading Accent 3"/>
+    <w:lsdException w:name="Colorful List Accent 3"/>
+    <w:lsdException w:name="Colorful Grid Accent 3"/>
+    <w:lsdException w:name="Light Shading Accent 4"/>
+    <w:lsdException w:name="Light List Accent 4"/>
+    <w:lsdException w:name="Light Grid Accent 4"/>
+    <w:lsdException w:name="Medium Shading 1 Accent 4"/>
+    <w:lsdException w:name="Medium Shading 2 Accent 4"/>
+    <w:lsdException w:name="Medium List 1 Accent 4"/>
+    <w:lsdException w:name="Medium List 2 Accent 4"/>
+    <w:lsdException w:name="Medium Grid 1 Accent 4"/>
+    <w:lsdException w:name="Medium Grid 2 Accent 4"/>
+    <w:lsdException w:name="Medium Grid 3 Accent 4"/>
+    <w:lsdException w:name="Dark List Accent 4"/>
+    <w:lsdException w:name="Colorful Shading Accent 4"/>
+    <w:lsdException w:name="Colorful List Accent 4"/>
+    <w:lsdException w:name="Colorful Grid Accent 4"/>
+    <w:lsdException w:name="Light Shading Accent 5"/>
+    <w:lsdException w:name="Light List Accent 5"/>
+    <w:lsdException w:name="Light Grid Accent 5"/>
+    <w:lsdException w:name="Medium Shading 1 Accent 5"/>
+    <w:lsdException w:name="Medium Shading 2 Accent 5"/>
+    <w:lsdException w:name="Medium List 1 Accent 5"/>
+    <w:lsdException w:name="Medium List 2 Accent 5"/>
+    <w:lsdException w:name="Medium Grid 1 Accent 5"/>
+    <w:lsdException w:name="Medium Grid 2 Accent 5"/>
+    <w:lsdException w:name="Medium Grid 3 Accent 5"/>
+    <w:lsdException w:name="Dark List Accent 5"/>
+    <w:lsdException w:name="Colorful Shading Accent 5"/>
+    <w:lsdException w:name="Colorful List Accent 5"/>
+    <w:lsdException w:name="Colorful Grid Accent 5"/>
+    <w:lsdException w:name="Light Shading Accent 6"/>
+    <w:lsdException w:name="Light List Accent 6"/>
+    <w:lsdException w:name="Light Grid Accent 6"/>
+    <w:lsdException w:name="Medium Shading 1 Accent 6"/>
+    <w:lsdException w:name="Medium Shading 2 Accent 6"/>
+    <w:lsdException w:name="Medium List 1 Accent 6"/>
+    <w:lsdException w:name="Medium List 2 Accent 6"/>
+    <w:lsdException w:name="Medium Grid 1 Accent 6"/>
+    <w:lsdException w:name="Medium Grid 2 Accent 6"/>
+    <w:lsdException w:name="Medium Grid 3 Accent 6"/>
+    <w:lsdException w:name="Dark List Accent 6"/>
+    <w:lsdException w:name="Colorful Shading Accent 6"/>
+    <w:lsdException w:name="Colorful List Accent 6"/>
+    <w:lsdException w:name="Colorful Grid Accent 6"/>
+    <w:lsdException w:name="Grid Table 4" w:uiPriority="49"/>
+    <w:lsdException w:name="Grid Table 5 Dark" w:uiPriority="50"/>
+    <w:lsdException w:name="Grid Table 6 Colorful" w:uiPriority="51"/>
+    <w:lsdException w:name="Grid Table 7 Colorful" w:uiPriority="52"/>
+    <w:lsdException w:name="Grid Table 1 Light Accent 1" w:uiPriority="46"/>
+    <w:lsdException w:name="Grid Table 2 Accent 1" w:uiPriority="47"/>
+    <w:lsdException w:name="Grid Table 3 Accent 1" w:uiPriority="48"/>
+    <w:lsdException w:name="Grid Table 4 Accent 1" w:uiPriority="49"/>
+    <w:lsdException w:name="Grid Table 5 Dark Accent 1" w:uiPriority="50"/>
+    <w:lsdException w:name="Grid Table 6 Colorful Accent 1" w:uiPriority="51"/>
+    <w:lsdException w:name="Grid Table 7 Colorful Accent 1" w:uiPriority="52"/>
+    <w:lsdException w:name="Grid Table 1 Light Accent 2" w:uiPriority="46"/>
+    <w:lsdException w:name="Grid Table 2 Accent 2" w:uiPriority="47"/>
+    <w:lsdException w:name="Grid Table 3 Accent 2" w:uiPriority="48"/>
+    <w:lsdException w:name="Grid Table 4 Accent 2" w:uiPriority="49"/>
+    <w:lsdException w:name="Grid Table 5 Dark Accent 2" w:uiPriority="50"/>
+    <w:lsdException w:name="Grid Table 6 Colorful Accent 2" w:uiPriority="51"/>
+    <w:lsdException w:name="Grid Table 7 Colorful Accent 2" w:uiPriority="52"/>
+    <w:lsdException w:name="Grid Table 1 Light Accent 3" w:uiPriority="46"/>
+    <w:lsdException w:name="Grid Table 2 Accent 3" w:uiPriority="47"/>
+    <w:lsdException w:name="Grid Table 3 Accent 3" w:uiPriority="48"/>
+    <w:lsdException w:name="Grid Table 4 Accent 3" w:uiPriority="49"/>
+    <w:lsdException w:name="Grid Table 5 Dark Accent 3" w:uiPriority="50"/>
+    <w:lsdException w:name="Grid Table 6 Colorful Accent 3" w:uiPriority="51"/>
+    <w:lsdException w:name="Grid Table 7 Colorful Accent 3" w:uiPriority="52"/>
+    <w:lsdException w:name="Grid Table 1 Light Accent 4" w:uiPriority="46"/>
+    <w:lsdException w:name="Grid Table 2 Accent 4" w:uiPriority="47"/>
+    <w:lsdException w:name="Grid Table 3 Accent 4" w:uiPriority="48"/>
+    <w:lsdException w:name="Grid Table 4 Accent 4" w:uiPriority="49"/>
+    <w:lsdException w:name="Grid Table 5 Dark Accent 4" w:uiPriority="50"/>
+    <w:lsdException w:name="Grid Table 6 Colorful Accent 4" w:uiPriority="51"/>
+    <w:lsdException w:name="Grid Table 7 Colorful Accent 4" w:uiPriority="52"/>
+    <w:lsdException w:name="Grid Table 1 Light Accent 5" w:uiPriority="46"/>
+    <w:lsdException w:name="Grid Table 2 Accent 5" w:uiPriority="47"/>
+    <w:lsdException w:name="Grid Table 3 Accent 5" w:uiPriority="48"/>
+    <w:lsdException w:name="Grid Table 4 Accent 5" w:uiPriority="49"/>
+    <w:lsdException w:name="Grid Table 5 Dark Accent 5" w:uiPriority="50"/>
+    <w:lsdException w:name="Grid Table 6 Colorful Accent 5" w:uiPriority="51"/>
+    <w:lsdException w:name="Grid Table 7 Colorful Accent 5" w:uiPriority="52"/>
+    <w:lsdException w:name="Grid Table 1 Light Accent 6" w:uiPriority="46"/>
+    <w:lsdException w:name="Grid Table 2 Accent 6" w:uiPriority="47"/>
+    <w:lsdException w:name="Grid Table 3 Accent 6" w:uiPriority="48"/>
+    <w:lsdException w:name="Grid Table 4 Accent 6" w:uiPriority="49"/>
+    <w:lsdException w:name="Grid Table 5 Dark Accent 6" w:uiPriority="50"/>
+    <w:lsdException w:name="Grid Table 6 Colorful Accent 6" w:uiPriority="51"/>
+    <w:lsdException w:name="Grid Table 7 Colorful Accent 6" w:uiPriority="52"/>
+    <w:lsdException w:name="List Table 1 Light" w:uiPriority="46"/>
+    <w:lsdException w:name="List Table 2" w:uiPriority="47"/>
+    <w:lsdException w:name="List Table 3" w:uiPriority="48"/>
+    <w:lsdException w:name="List Table 4" w:uiPriority="49"/>
+    <w:lsdException w:name="List Table 5 Dark" w:uiPriority="50"/>
+    <w:lsdException w:name="List Table 6 Colorful" w:uiPriority="51"/>
+    <w:lsdException w:name="List Table 7 Colorful" w:uiPriority="52"/>
+    <w:lsdException w:name="List Table 1 Light Accent 1" w:uiPriority="46"/>
+    <w:lsdException w:name="List Table 2 Accent 1" w:uiPriority="47"/>
+    <w:lsdException w:name="List Table 3 Accent 1" w:uiPriority="48"/>
+    <w:lsdException w:name="List Table 4 Accent 1" w:uiPriority="49"/>
+    <w:lsdException w:name="List Table 5 Dark Accent 1" w:uiPriority="50"/>
+    <w:lsdException w:name="List Table 6 Colorful Accent 1" w:uiPriority="51"/>
+    <w:lsdException w:name="List Table 7 Colorful Accent 1" w:uiPriority="52"/>
+    <w:lsdException w:name="List Table 1 Light Accent 2" w:uiPriority="46"/>
+    <w:lsdException w:name="List Table 2 Accent 2" w:uiPriority="47"/>
+    <w:lsdException w:name="List Table 3 Accent 2" w:uiPriority="48"/>
+    <w:lsdException w:name="List Table 4 Accent 2" w:uiPriority="49"/>
+    <w:lsdException w:name="List Table 5 Dark Accent 2" w:uiPriority="50"/>
+    <w:lsdException w:name="List Table 6 Colorful Accent 2" w:uiPriority="51"/>
+    <w:lsdException w:name="List Table 7 Colorful Accent 2" w:uiPriority="52"/>
+    <w:lsdException w:name="List Table 1 Light Accent 3" w:uiPriority="46"/>
+    <w:lsdException w:name="List Table 2 Accent 3" w:uiPriority="47"/>
+    <w:lsdException w:name="List Table 3 Accent 3" w:uiPriority="48"/>
+    <w:lsdException w:name="List Table 4 Accent 3" w:uiPriority="49"/>
+    <w:lsdException w:name="List Table 5 Dark Accent 3" w:uiPriority="50"/>
+    <w:lsdException w:name="List Table 6 Colorful Accent 3" w:uiPriority="51"/>
+    <w:lsdException w:name="List Table 7 Colorful Accent 3" w:uiPriority="52"/>
+    <w:lsdException w:name="List Table 1 Light Accent 4" w:uiPriority="46"/>
+    <w:lsdException w:name="List Table 2 Accent 4" w:uiPriority="47"/>
+    <w:lsdException w:name="List Table 3 Accent 4" w:uiPriority="48"/>
+    <w:lsdException w:name="List Table 4 Accent 4" w:uiPriority="49"/>
+    <w:lsdException w:name="List Table 5 Dark Accent 4" w:uiPriority="50"/>
+    <w:lsdException w:name="List Table 6 Colorful Accent 4" w:uiPriority="51"/>
+    <w:lsdException w:name="List Table 7 Colorful Accent 4" w:uiPriority="52"/>
+    <w:lsdException w:name="List Table 1 Light Accent 5" w:uiPriority="46"/>
+    <w:lsdException w:name="List Table 2 Accent 5" w:uiPriority="47"/>
+    <w:lsdException w:name="List Table 3 Accent 5" w:uiPriority="48"/>
+    <w:lsdException w:name="List Table 4 Accent 5" w:uiPriority="49"/>
+    <w:lsdException w:name="List Table 5 Dark Accent 5" w:uiPriority="50"/>
+    <w:lsdException w:name="List Table 6 Colorful Accent 5" w:uiPriority="51"/>
+    <w:lsdException w:name="List Table 7 Colorful Accent 5" w:uiPriority="52"/>
+    <w:lsdException w:name="List Table 1 Light Accent 6" w:uiPriority="46"/>
+    <w:lsdException w:name="List Table 2 Accent 6" w:uiPriority="47"/>
+    <w:lsdException w:name="List Table 3 Accent 6" w:uiPriority="48"/>
+    <w:lsdException w:name="List Table 4 Accent 6" w:uiPriority="49"/>
+    <w:lsdException w:name="List Table 5 Dark Accent 6" w:uiPriority="50"/>
+    <w:lsdException w:name="List Table 6 Colorful Accent 6" w:uiPriority="51"/>
+    <w:lsdException w:name="List Table 7 Colorful Accent 6" w:uiPriority="52"/>
+    <w:lsdException w:name="Mention" w:semiHidden="1" w:uiPriority="99" w:unhideWhenUsed="1"/>
+    <w:lsdException w:name="Smart Hyperlink" w:semiHidden="1" w:uiPriority="99" w:unhideWhenUsed="1"/>
+    <w:lsdException w:name="Hashtag" w:semiHidden="1" w:uiPriority="99" w:unhideWhenUsed="1"/>
+    <w:lsdException w:name="Unresolved Mention" w:semiHidden="1" w:uiPriority="99" w:unhideWhenUsed="1"/>
+    <w:lsdException w:name="Smart Link" w:semiHidden="1" w:uiPriority="99" w:unhideWhenUsed="1"/>
+  </w:latentStyles>
+  <w:style w:type="paragraph" w:default="1" w:styleId="Normal">
     <w:name w:val="Normal"/>
     <w:qFormat/>
   </w:style>
-  <w:style w:styleId="BodyText" w:type="paragraph">
-    <w:name w:val="Body Text"/>
-    <w:basedOn w:val="Normal"/>
-    <w:link w:val="BodyTextChar"/>
-    <w:qFormat/>
-    <w:pPr>
-      <w:spacing w:after="180" w:before="180"/>
-    </w:pPr>
-  </w:style>
-  <w:style w:customStyle="1" w:styleId="FirstParagraph" w:type="paragraph">
-    <w:name w:val="First Paragraph"/>
-    <w:basedOn w:val="BodyText"/>
-    <w:next w:val="BodyText"/>
-    <w:qFormat/>
-  </w:style>
-  <w:style w:customStyle="1" w:styleId="Compact" w:type="paragraph">
-    <w:name w:val="Compact"/>
-    <w:basedOn w:val="BodyText"/>
-    <w:qFormat/>
-    <w:pPr>
-      <w:spacing w:after="36" w:before="36"/>
-    </w:pPr>
-  </w:style>
-  <w:style w:styleId="Title" w:type="paragraph">
-    <w:name w:val="Title"/>
-    <w:basedOn w:val="Normal"/>
-    <w:next w:val="BodyText"/>
-    <w:link w:val="TitleChar"/>
-    <w:uiPriority w:val="10"/>
-    <w:qFormat/>
-    <w:rsid w:val="00A10FD9"/>
-    <w:pPr>
-      <w:spacing w:after="80" w:line="240" w:lineRule="auto"/>
-      <w:contextualSpacing/>
-      <w:jc w:val="center"/>
-    </w:pPr>
-    <w:rPr>
-      <w:rFonts w:asciiTheme="majorHAnsi" w:cstheme="majorBidi" w:eastAsiaTheme="majorEastAsia" w:hAnsiTheme="majorHAnsi"/>
-      <w:sz w:val="56"/>
-      <w:szCs w:val="56"/>
-    </w:rPr>
-  </w:style>
-  <w:style w:customStyle="1" w:styleId="TitleChar" w:type="character">
-    <w:name w:val="Title Char"/>
-    <w:basedOn w:val="DefaultParagraphFont"/>
-    <w:link w:val="Title"/>
-    <w:uiPriority w:val="10"/>
-    <w:rsid w:val="00A10FD9"/>
-    <w:rPr>
-      <w:rFonts w:asciiTheme="majorHAnsi" w:cstheme="majorBidi" w:eastAsiaTheme="majorEastAsia" w:hAnsiTheme="majorHAnsi"/>
-      <w:sz w:val="56"/>
-      <w:szCs w:val="56"/>
-    </w:rPr>
-  </w:style>
-  <w:style w:styleId="Subtitle" w:type="paragraph">
-    <w:name w:val="Subtitle"/>
-    <w:basedOn w:val="Title"/>
-    <w:next w:val="BodyText"/>
-    <w:link w:val="SubtitleChar"/>
-    <w:uiPriority w:val="11"/>
-    <w:qFormat/>
-    <w:rsid w:val="00A10FD9"/>
-    <w:pPr>
-      <w:numPr>
-        <w:ilvl w:val="1"/>
-      </w:numPr>
-    </w:pPr>
-    <w:rPr>
-      <w:rFonts w:cstheme="majorBidi" w:eastAsiaTheme="majorEastAsia"/>
-      <w:spacing w:val="15"/>
-      <w:sz w:val="28"/>
-      <w:szCs w:val="28"/>
-    </w:rPr>
-  </w:style>
-  <w:style w:customStyle="1" w:styleId="SubtitleChar" w:type="character">
-    <w:name w:val="Subtitle Char"/>
-    <w:basedOn w:val="DefaultParagraphFont"/>
-    <w:link w:val="Subtitle"/>
-    <w:uiPriority w:val="11"/>
-    <w:rsid w:val="00A10FD9"/>
-    <w:rPr>
-      <w:rFonts w:cstheme="majorBidi" w:eastAsiaTheme="majorEastAsia"/>
-      <w:color w:themeColor="text1" w:themeTint="A6" w:val="595959"/>
-      <w:spacing w:val="15"/>
-      <w:sz w:val="28"/>
-      <w:szCs w:val="28"/>
-    </w:rPr>
-  </w:style>
-  <w:style w:customStyle="1" w:styleId="Author" w:type="paragraph">
-    <w:name w:val="Author"/>
-    <w:basedOn w:val="Title"/>
-    <w:next w:val="BodyText"/>
-    <w:qFormat/>
-    <w:pPr>
-      <w:keepNext/>
-      <w:keepLines/>
-    </w:pPr>
-    <w:rPr>
-      <w:sz w:val="24"/>
-      <w:szCs w:val="24"/>
-    </w:rPr>
-  </w:style>
-  <w:style w:styleId="Date" w:type="paragraph">
-    <w:name w:val="Date"/>
-    <w:basedOn w:val="Title"/>
-    <w:next w:val="BodyText"/>
-    <w:qFormat/>
-    <w:pPr>
-      <w:keepNext/>
-      <w:keepLines/>
-    </w:pPr>
-    <w:rPr>
-      <w:sz w:val="24"/>
-      <w:szCs w:val="24"/>
-    </w:rPr>
-  </w:style>
-  <w:style w:customStyle="1" w:styleId="AbstractTitle" w:type="paragraph">
-    <w:name w:val="Abstract Title"/>
-    <w:basedOn w:val="Normal"/>
-    <w:next w:val="Abstract"/>
-    <w:qFormat/>
-    <w:pPr>
-      <w:keepNext/>
-      <w:keepLines/>
-      <w:spacing w:after="0" w:before="300"/>
-      <w:jc w:val="center"/>
-    </w:pPr>
-    <w:rPr>
-      <w:b/>
-      <w:sz w:val="20"/>
-      <w:szCs w:val="20"/>
-    </w:rPr>
-  </w:style>
-  <w:style w:customStyle="1" w:styleId="Abstract" w:type="paragraph">
-    <w:name w:val="Abstract"/>
-    <w:basedOn w:val="Normal"/>
-    <w:next w:val="BodyText"/>
-    <w:qFormat/>
-    <w:pPr>
-      <w:keepNext/>
-      <w:keepLines/>
-      <w:spacing w:after="300" w:before="100"/>
-    </w:pPr>
-    <w:rPr>
-      <w:sz w:val="20"/>
-      <w:szCs w:val="20"/>
-    </w:rPr>
-  </w:style>
-  <w:style w:styleId="Bibliography" w:type="paragraph">
-    <w:name w:val="Bibliography"/>
-    <w:basedOn w:val="Normal"/>
-    <w:next w:val="Bibliography"/>
-    <w:qFormat/>
-    <w:pPr/>
-    <w:rPr/>
-  </w:style>
-  <w:style w:styleId="Heading1" w:type="paragraph">
+  <w:style w:type="paragraph" w:styleId="Ttulo1">
     <w:name w:val="heading 1"/>
     <w:basedOn w:val="Normal"/>
-    <w:next w:val="BodyText"/>
-    <w:link w:val="Heading1Char"/>
+    <w:next w:val="Textoindependiente"/>
+    <w:link w:val="Ttulo1Car"/>
     <w:uiPriority w:val="9"/>
     <w:qFormat/>
     <w:rsid w:val="00A10FD9"/>
     <w:pPr>
       <w:keepNext/>
       <w:keepLines/>
-      <w:spacing w:after="80" w:before="360"/>
+      <w:spacing w:before="360" w:after="80"/>
       <w:outlineLvl w:val="0"/>
     </w:pPr>
     <w:rPr>
-      <w:rFonts w:asciiTheme="majorHAnsi" w:cstheme="majorBidi" w:eastAsiaTheme="majorEastAsia" w:hAnsiTheme="majorHAnsi"/>
-      <w:color w:themeColor="accent1" w:themeShade="BF" w:val="0F4761"/>
+      <w:rFonts w:asciiTheme="majorHAnsi" w:eastAsiaTheme="majorEastAsia" w:hAnsiTheme="majorHAnsi" w:cstheme="majorBidi"/>
+      <w:color w:val="0F4761" w:themeColor="accent1" w:themeShade="BF"/>
       <w:sz w:val="40"/>
       <w:szCs w:val="40"/>
     </w:rPr>
   </w:style>
-  <w:style w:styleId="Heading2" w:type="paragraph">
+  <w:style w:type="paragraph" w:styleId="Ttulo2">
     <w:name w:val="heading 2"/>
     <w:basedOn w:val="Normal"/>
-    <w:next w:val="BodyText"/>
-    <w:link w:val="Heading2Char"/>
+    <w:next w:val="Textoindependiente"/>
+    <w:link w:val="Ttulo2Car"/>
     <w:uiPriority w:val="9"/>
     <w:semiHidden/>
     <w:unhideWhenUsed/>
@@ -2175,21 +1824,43 @@
     <w:pPr>
       <w:keepNext/>
       <w:keepLines/>
-      <w:spacing w:after="80" w:before="160"/>
+      <w:spacing w:before="160" w:after="80"/>
       <w:outlineLvl w:val="1"/>
     </w:pPr>
     <w:rPr>
-      <w:rFonts w:asciiTheme="majorHAnsi" w:cstheme="majorBidi" w:eastAsiaTheme="majorEastAsia" w:hAnsiTheme="majorHAnsi"/>
-      <w:color w:themeColor="accent1" w:themeShade="BF" w:val="0F4761"/>
+      <w:rFonts w:asciiTheme="majorHAnsi" w:eastAsiaTheme="majorEastAsia" w:hAnsiTheme="majorHAnsi" w:cstheme="majorBidi"/>
+      <w:color w:val="0F4761" w:themeColor="accent1" w:themeShade="BF"/>
       <w:sz w:val="32"/>
       <w:szCs w:val="32"/>
     </w:rPr>
   </w:style>
-  <w:style w:styleId="Heading3" w:type="paragraph">
+  <w:style w:type="paragraph" w:styleId="Ttulo3">
     <w:name w:val="heading 3"/>
     <w:basedOn w:val="Normal"/>
-    <w:next w:val="BodyText"/>
-    <w:link w:val="Heading3Char"/>
+    <w:next w:val="Textoindependiente"/>
+    <w:link w:val="Ttulo3Car"/>
+    <w:uiPriority w:val="9"/>
+    <w:unhideWhenUsed/>
+    <w:qFormat/>
+    <w:rsid w:val="00A10FD9"/>
+    <w:pPr>
+      <w:keepNext/>
+      <w:keepLines/>
+      <w:spacing w:before="160" w:after="80"/>
+      <w:outlineLvl w:val="2"/>
+    </w:pPr>
+    <w:rPr>
+      <w:rFonts w:eastAsiaTheme="majorEastAsia" w:cstheme="majorBidi"/>
+      <w:color w:val="0F4761" w:themeColor="accent1" w:themeShade="BF"/>
+      <w:sz w:val="28"/>
+      <w:szCs w:val="28"/>
+    </w:rPr>
+  </w:style>
+  <w:style w:type="paragraph" w:styleId="Ttulo4">
+    <w:name w:val="heading 4"/>
+    <w:basedOn w:val="Normal"/>
+    <w:next w:val="Textoindependiente"/>
+    <w:link w:val="Ttulo4Car"/>
     <w:uiPriority w:val="9"/>
     <w:semiHidden/>
     <w:unhideWhenUsed/>
@@ -2198,21 +1869,21 @@
     <w:pPr>
       <w:keepNext/>
       <w:keepLines/>
-      <w:spacing w:after="80" w:before="160"/>
-      <w:outlineLvl w:val="2"/>
+      <w:spacing w:before="80" w:after="40"/>
+      <w:outlineLvl w:val="3"/>
     </w:pPr>
     <w:rPr>
-      <w:rFonts w:cstheme="majorBidi" w:eastAsiaTheme="majorEastAsia"/>
-      <w:color w:themeColor="accent1" w:themeShade="BF" w:val="0F4761"/>
-      <w:sz w:val="28"/>
-      <w:szCs w:val="28"/>
-    </w:rPr>
-  </w:style>
-  <w:style w:styleId="Heading4" w:type="paragraph">
-    <w:name w:val="heading 4"/>
+      <w:rFonts w:eastAsiaTheme="majorEastAsia" w:cstheme="majorBidi"/>
+      <w:i/>
+      <w:iCs/>
+      <w:color w:val="0F4761" w:themeColor="accent1" w:themeShade="BF"/>
+    </w:rPr>
+  </w:style>
+  <w:style w:type="paragraph" w:styleId="Ttulo5">
+    <w:name w:val="heading 5"/>
     <w:basedOn w:val="Normal"/>
-    <w:next w:val="BodyText"/>
-    <w:link w:val="Heading4Char"/>
+    <w:next w:val="Textoindependiente"/>
+    <w:link w:val="Ttulo5Car"/>
     <w:uiPriority w:val="9"/>
     <w:semiHidden/>
     <w:unhideWhenUsed/>
@@ -2221,21 +1892,19 @@
     <w:pPr>
       <w:keepNext/>
       <w:keepLines/>
-      <w:spacing w:after="40" w:before="80"/>
-      <w:outlineLvl w:val="3"/>
+      <w:spacing w:before="80" w:after="40"/>
+      <w:outlineLvl w:val="4"/>
     </w:pPr>
     <w:rPr>
-      <w:rFonts w:cstheme="majorBidi" w:eastAsiaTheme="majorEastAsia"/>
-      <w:i/>
-      <w:iCs/>
-      <w:color w:themeColor="accent1" w:themeShade="BF" w:val="0F4761"/>
-    </w:rPr>
-  </w:style>
-  <w:style w:styleId="Heading5" w:type="paragraph">
-    <w:name w:val="heading 5"/>
+      <w:rFonts w:eastAsiaTheme="majorEastAsia" w:cstheme="majorBidi"/>
+      <w:color w:val="0F4761" w:themeColor="accent1" w:themeShade="BF"/>
+    </w:rPr>
+  </w:style>
+  <w:style w:type="paragraph" w:styleId="Ttulo6">
+    <w:name w:val="heading 6"/>
     <w:basedOn w:val="Normal"/>
-    <w:next w:val="BodyText"/>
-    <w:link w:val="Heading5Char"/>
+    <w:next w:val="Textoindependiente"/>
+    <w:link w:val="Ttulo6Car"/>
     <w:uiPriority w:val="9"/>
     <w:semiHidden/>
     <w:unhideWhenUsed/>
@@ -2244,19 +1913,21 @@
     <w:pPr>
       <w:keepNext/>
       <w:keepLines/>
-      <w:spacing w:after="40" w:before="80"/>
-      <w:outlineLvl w:val="4"/>
+      <w:spacing w:before="40" w:after="0"/>
+      <w:outlineLvl w:val="5"/>
     </w:pPr>
     <w:rPr>
-      <w:rFonts w:cstheme="majorBidi" w:eastAsiaTheme="majorEastAsia"/>
-      <w:color w:themeColor="accent1" w:themeShade="BF" w:val="0F4761"/>
-    </w:rPr>
-  </w:style>
-  <w:style w:styleId="Heading6" w:type="paragraph">
-    <w:name w:val="heading 6"/>
+      <w:rFonts w:eastAsiaTheme="majorEastAsia" w:cstheme="majorBidi"/>
+      <w:i/>
+      <w:iCs/>
+      <w:color w:val="595959" w:themeColor="text1" w:themeTint="A6"/>
+    </w:rPr>
+  </w:style>
+  <w:style w:type="paragraph" w:styleId="Ttulo7">
+    <w:name w:val="heading 7"/>
     <w:basedOn w:val="Normal"/>
-    <w:next w:val="BodyText"/>
-    <w:link w:val="Heading6Char"/>
+    <w:next w:val="Textoindependiente"/>
+    <w:link w:val="Ttulo7Car"/>
     <w:uiPriority w:val="9"/>
     <w:semiHidden/>
     <w:unhideWhenUsed/>
@@ -2265,42 +1936,19 @@
     <w:pPr>
       <w:keepNext/>
       <w:keepLines/>
-      <w:spacing w:after="0" w:before="40"/>
-      <w:outlineLvl w:val="5"/>
-    </w:pPr>
-    <w:rPr>
-      <w:rFonts w:cstheme="majorBidi" w:eastAsiaTheme="majorEastAsia"/>
-      <w:i/>
-      <w:iCs/>
-      <w:color w:themeColor="text1" w:themeTint="A6" w:val="595959"/>
-    </w:rPr>
-  </w:style>
-  <w:style w:styleId="Heading7" w:type="paragraph">
-    <w:name w:val="heading 7"/>
-    <w:basedOn w:val="Normal"/>
-    <w:next w:val="BodyText"/>
-    <w:link w:val="Heading7Char"/>
-    <w:uiPriority w:val="9"/>
-    <w:semiHidden/>
-    <w:unhideWhenUsed/>
-    <w:qFormat/>
-    <w:rsid w:val="00A10FD9"/>
-    <w:pPr>
-      <w:keepNext/>
-      <w:keepLines/>
-      <w:spacing w:after="0" w:before="40"/>
+      <w:spacing w:before="40" w:after="0"/>
       <w:outlineLvl w:val="6"/>
     </w:pPr>
     <w:rPr>
-      <w:rFonts w:cstheme="majorBidi" w:eastAsiaTheme="majorEastAsia"/>
-      <w:color w:themeColor="text1" w:themeTint="A6" w:val="595959"/>
-    </w:rPr>
-  </w:style>
-  <w:style w:styleId="Heading8" w:type="paragraph">
+      <w:rFonts w:eastAsiaTheme="majorEastAsia" w:cstheme="majorBidi"/>
+      <w:color w:val="595959" w:themeColor="text1" w:themeTint="A6"/>
+    </w:rPr>
+  </w:style>
+  <w:style w:type="paragraph" w:styleId="Ttulo8">
     <w:name w:val="heading 8"/>
     <w:basedOn w:val="Normal"/>
-    <w:next w:val="BodyText"/>
-    <w:link w:val="Heading8Char"/>
+    <w:next w:val="Textoindependiente"/>
+    <w:link w:val="Ttulo8Car"/>
     <w:uiPriority w:val="9"/>
     <w:semiHidden/>
     <w:unhideWhenUsed/>
@@ -2313,17 +1961,17 @@
       <w:outlineLvl w:val="7"/>
     </w:pPr>
     <w:rPr>
-      <w:rFonts w:cstheme="majorBidi" w:eastAsiaTheme="majorEastAsia"/>
+      <w:rFonts w:eastAsiaTheme="majorEastAsia" w:cstheme="majorBidi"/>
       <w:i/>
       <w:iCs/>
-      <w:color w:themeColor="text1" w:themeTint="D8" w:val="272727"/>
-    </w:rPr>
-  </w:style>
-  <w:style w:styleId="Heading9" w:type="paragraph">
+      <w:color w:val="272727" w:themeColor="text1" w:themeTint="D8"/>
+    </w:rPr>
+  </w:style>
+  <w:style w:type="paragraph" w:styleId="Ttulo9">
     <w:name w:val="heading 9"/>
     <w:basedOn w:val="Normal"/>
-    <w:next w:val="BodyText"/>
-    <w:link w:val="Heading9Char"/>
+    <w:next w:val="Textoindependiente"/>
+    <w:link w:val="Ttulo9Car"/>
     <w:uiPriority w:val="9"/>
     <w:semiHidden/>
     <w:unhideWhenUsed/>
@@ -2336,191 +1984,362 @@
       <w:outlineLvl w:val="8"/>
     </w:pPr>
     <w:rPr>
-      <w:rFonts w:cstheme="majorBidi" w:eastAsiaTheme="majorEastAsia"/>
-      <w:color w:themeColor="text1" w:themeTint="D8" w:val="272727"/>
-    </w:rPr>
-  </w:style>
-  <w:style w:customStyle="1" w:styleId="Heading1Char" w:type="character">
-    <w:name w:val="Heading 1 Char"/>
-    <w:basedOn w:val="DefaultParagraphFont"/>
-    <w:link w:val="Heading1"/>
+      <w:rFonts w:eastAsiaTheme="majorEastAsia" w:cstheme="majorBidi"/>
+      <w:color w:val="272727" w:themeColor="text1" w:themeTint="D8"/>
+    </w:rPr>
+  </w:style>
+  <w:style w:type="character" w:default="1" w:styleId="Fuentedeprrafopredeter">
+    <w:name w:val="Default Paragraph Font"/>
+    <w:uiPriority w:val="1"/>
+    <w:semiHidden/>
+    <w:unhideWhenUsed/>
+  </w:style>
+  <w:style w:type="table" w:default="1" w:styleId="Tablanormal">
+    <w:name w:val="Normal Table"/>
+    <w:uiPriority w:val="99"/>
+    <w:semiHidden/>
+    <w:unhideWhenUsed/>
+    <w:tblPr>
+      <w:tblInd w:w="0" w:type="dxa"/>
+      <w:tblCellMar>
+        <w:top w:w="0" w:type="dxa"/>
+        <w:left w:w="108" w:type="dxa"/>
+        <w:bottom w:w="0" w:type="dxa"/>
+        <w:right w:w="108" w:type="dxa"/>
+      </w:tblCellMar>
+    </w:tblPr>
+  </w:style>
+  <w:style w:type="numbering" w:default="1" w:styleId="Sinlista">
+    <w:name w:val="No List"/>
+    <w:uiPriority w:val="99"/>
+    <w:semiHidden/>
+    <w:unhideWhenUsed/>
+  </w:style>
+  <w:style w:type="paragraph" w:styleId="Textoindependiente">
+    <w:name w:val="Body Text"/>
+    <w:basedOn w:val="Normal"/>
+    <w:qFormat/>
+    <w:pPr>
+      <w:spacing w:before="180" w:after="180"/>
+    </w:pPr>
+  </w:style>
+  <w:style w:type="paragraph" w:customStyle="1" w:styleId="FirstParagraph">
+    <w:name w:val="First Paragraph"/>
+    <w:basedOn w:val="Textoindependiente"/>
+    <w:next w:val="Textoindependiente"/>
+    <w:qFormat/>
+  </w:style>
+  <w:style w:type="paragraph" w:customStyle="1" w:styleId="Compact">
+    <w:name w:val="Compact"/>
+    <w:basedOn w:val="Textoindependiente"/>
+    <w:qFormat/>
+    <w:pPr>
+      <w:spacing w:before="36" w:after="36"/>
+    </w:pPr>
+  </w:style>
+  <w:style w:type="paragraph" w:styleId="Ttulo">
+    <w:name w:val="Title"/>
+    <w:basedOn w:val="Normal"/>
+    <w:next w:val="Textoindependiente"/>
+    <w:link w:val="TtuloCar"/>
+    <w:uiPriority w:val="10"/>
+    <w:qFormat/>
+    <w:rsid w:val="00A10FD9"/>
+    <w:pPr>
+      <w:spacing w:after="80"/>
+      <w:contextualSpacing/>
+      <w:jc w:val="center"/>
+    </w:pPr>
+    <w:rPr>
+      <w:rFonts w:asciiTheme="majorHAnsi" w:eastAsiaTheme="majorEastAsia" w:hAnsiTheme="majorHAnsi" w:cstheme="majorBidi"/>
+      <w:sz w:val="56"/>
+      <w:szCs w:val="56"/>
+    </w:rPr>
+  </w:style>
+  <w:style w:type="character" w:customStyle="1" w:styleId="TtuloCar">
+    <w:name w:val="Título Car"/>
+    <w:basedOn w:val="Fuentedeprrafopredeter"/>
+    <w:link w:val="Ttulo"/>
+    <w:uiPriority w:val="10"/>
+    <w:rsid w:val="00A10FD9"/>
+    <w:rPr>
+      <w:rFonts w:asciiTheme="majorHAnsi" w:eastAsiaTheme="majorEastAsia" w:hAnsiTheme="majorHAnsi" w:cstheme="majorBidi"/>
+      <w:sz w:val="56"/>
+      <w:szCs w:val="56"/>
+    </w:rPr>
+  </w:style>
+  <w:style w:type="paragraph" w:styleId="Subttulo">
+    <w:name w:val="Subtitle"/>
+    <w:basedOn w:val="Ttulo"/>
+    <w:next w:val="Textoindependiente"/>
+    <w:link w:val="SubttuloCar"/>
+    <w:uiPriority w:val="11"/>
+    <w:qFormat/>
+    <w:rsid w:val="00A10FD9"/>
+    <w:pPr>
+      <w:numPr>
+        <w:ilvl w:val="1"/>
+      </w:numPr>
+    </w:pPr>
+    <w:rPr>
+      <w:spacing w:val="15"/>
+      <w:sz w:val="28"/>
+      <w:szCs w:val="28"/>
+    </w:rPr>
+  </w:style>
+  <w:style w:type="character" w:customStyle="1" w:styleId="SubttuloCar">
+    <w:name w:val="Subtítulo Car"/>
+    <w:basedOn w:val="Fuentedeprrafopredeter"/>
+    <w:link w:val="Subttulo"/>
+    <w:uiPriority w:val="11"/>
+    <w:rsid w:val="00A10FD9"/>
+    <w:rPr>
+      <w:rFonts w:eastAsiaTheme="majorEastAsia" w:cstheme="majorBidi"/>
+      <w:color w:val="595959" w:themeColor="text1" w:themeTint="A6"/>
+      <w:spacing w:val="15"/>
+      <w:sz w:val="28"/>
+      <w:szCs w:val="28"/>
+    </w:rPr>
+  </w:style>
+  <w:style w:type="paragraph" w:customStyle="1" w:styleId="Author">
+    <w:name w:val="Author"/>
+    <w:basedOn w:val="Ttulo"/>
+    <w:next w:val="Textoindependiente"/>
+    <w:qFormat/>
+    <w:pPr>
+      <w:keepNext/>
+      <w:keepLines/>
+    </w:pPr>
+    <w:rPr>
+      <w:sz w:val="24"/>
+      <w:szCs w:val="24"/>
+    </w:rPr>
+  </w:style>
+  <w:style w:type="paragraph" w:styleId="Fecha">
+    <w:name w:val="Date"/>
+    <w:basedOn w:val="Ttulo"/>
+    <w:next w:val="Textoindependiente"/>
+    <w:qFormat/>
+    <w:pPr>
+      <w:keepNext/>
+      <w:keepLines/>
+    </w:pPr>
+    <w:rPr>
+      <w:sz w:val="24"/>
+      <w:szCs w:val="24"/>
+    </w:rPr>
+  </w:style>
+  <w:style w:type="paragraph" w:customStyle="1" w:styleId="AbstractTitle">
+    <w:name w:val="Abstract Title"/>
+    <w:basedOn w:val="Normal"/>
+    <w:next w:val="Abstract"/>
+    <w:qFormat/>
+    <w:pPr>
+      <w:keepNext/>
+      <w:keepLines/>
+      <w:spacing w:before="300" w:after="0"/>
+      <w:jc w:val="center"/>
+    </w:pPr>
+    <w:rPr>
+      <w:b/>
+      <w:sz w:val="20"/>
+      <w:szCs w:val="20"/>
+    </w:rPr>
+  </w:style>
+  <w:style w:type="paragraph" w:customStyle="1" w:styleId="Abstract">
+    <w:name w:val="Abstract"/>
+    <w:basedOn w:val="Normal"/>
+    <w:next w:val="Textoindependiente"/>
+    <w:qFormat/>
+    <w:pPr>
+      <w:keepNext/>
+      <w:keepLines/>
+      <w:spacing w:before="100" w:after="300"/>
+    </w:pPr>
+    <w:rPr>
+      <w:sz w:val="20"/>
+      <w:szCs w:val="20"/>
+    </w:rPr>
+  </w:style>
+  <w:style w:type="paragraph" w:styleId="Bibliografa">
+    <w:name w:val="Bibliography"/>
+    <w:basedOn w:val="Normal"/>
+    <w:qFormat/>
+  </w:style>
+  <w:style w:type="character" w:customStyle="1" w:styleId="Ttulo1Car">
+    <w:name w:val="Título 1 Car"/>
+    <w:basedOn w:val="Fuentedeprrafopredeter"/>
+    <w:link w:val="Ttulo1"/>
     <w:uiPriority w:val="9"/>
     <w:rsid w:val="00A10FD9"/>
     <w:rPr>
-      <w:rFonts w:asciiTheme="majorHAnsi" w:cstheme="majorBidi" w:eastAsiaTheme="majorEastAsia" w:hAnsiTheme="majorHAnsi"/>
-      <w:color w:themeColor="accent1" w:themeShade="BF" w:val="0F4761"/>
+      <w:rFonts w:asciiTheme="majorHAnsi" w:eastAsiaTheme="majorEastAsia" w:hAnsiTheme="majorHAnsi" w:cstheme="majorBidi"/>
+      <w:color w:val="0F4761" w:themeColor="accent1" w:themeShade="BF"/>
       <w:sz w:val="40"/>
       <w:szCs w:val="40"/>
     </w:rPr>
   </w:style>
-  <w:style w:customStyle="1" w:styleId="Heading2Char" w:type="character">
-    <w:name w:val="Heading 2 Char"/>
-    <w:basedOn w:val="DefaultParagraphFont"/>
-    <w:link w:val="Heading2"/>
+  <w:style w:type="character" w:customStyle="1" w:styleId="Ttulo2Car">
+    <w:name w:val="Título 2 Car"/>
+    <w:basedOn w:val="Fuentedeprrafopredeter"/>
+    <w:link w:val="Ttulo2"/>
     <w:uiPriority w:val="9"/>
     <w:semiHidden/>
     <w:rsid w:val="00A10FD9"/>
     <w:rPr>
-      <w:rFonts w:asciiTheme="majorHAnsi" w:cstheme="majorBidi" w:eastAsiaTheme="majorEastAsia" w:hAnsiTheme="majorHAnsi"/>
-      <w:color w:themeColor="accent1" w:themeShade="BF" w:val="0F4761"/>
+      <w:rFonts w:asciiTheme="majorHAnsi" w:eastAsiaTheme="majorEastAsia" w:hAnsiTheme="majorHAnsi" w:cstheme="majorBidi"/>
+      <w:color w:val="0F4761" w:themeColor="accent1" w:themeShade="BF"/>
       <w:sz w:val="32"/>
       <w:szCs w:val="32"/>
     </w:rPr>
   </w:style>
-  <w:style w:customStyle="1" w:styleId="Heading3Char" w:type="character">
-    <w:name w:val="Heading 3 Char"/>
-    <w:basedOn w:val="DefaultParagraphFont"/>
-    <w:link w:val="Heading3"/>
+  <w:style w:type="character" w:customStyle="1" w:styleId="Ttulo3Car">
+    <w:name w:val="Título 3 Car"/>
+    <w:basedOn w:val="Fuentedeprrafopredeter"/>
+    <w:link w:val="Ttulo3"/>
+    <w:uiPriority w:val="9"/>
+    <w:rsid w:val="00A10FD9"/>
+    <w:rPr>
+      <w:rFonts w:eastAsiaTheme="majorEastAsia" w:cstheme="majorBidi"/>
+      <w:color w:val="0F4761" w:themeColor="accent1" w:themeShade="BF"/>
+      <w:sz w:val="28"/>
+      <w:szCs w:val="28"/>
+    </w:rPr>
+  </w:style>
+  <w:style w:type="character" w:customStyle="1" w:styleId="Ttulo4Car">
+    <w:name w:val="Título 4 Car"/>
+    <w:basedOn w:val="Fuentedeprrafopredeter"/>
+    <w:link w:val="Ttulo4"/>
     <w:uiPriority w:val="9"/>
     <w:semiHidden/>
     <w:rsid w:val="00A10FD9"/>
     <w:rPr>
-      <w:rFonts w:cstheme="majorBidi" w:eastAsiaTheme="majorEastAsia"/>
-      <w:color w:themeColor="accent1" w:themeShade="BF" w:val="0F4761"/>
-      <w:sz w:val="28"/>
-      <w:szCs w:val="28"/>
-    </w:rPr>
-  </w:style>
-  <w:style w:customStyle="1" w:styleId="Heading4Char" w:type="character">
-    <w:name w:val="Heading 4 Char"/>
-    <w:basedOn w:val="DefaultParagraphFont"/>
-    <w:link w:val="Heading4"/>
+      <w:rFonts w:eastAsiaTheme="majorEastAsia" w:cstheme="majorBidi"/>
+      <w:i/>
+      <w:iCs/>
+      <w:color w:val="0F4761" w:themeColor="accent1" w:themeShade="BF"/>
+    </w:rPr>
+  </w:style>
+  <w:style w:type="character" w:customStyle="1" w:styleId="Ttulo5Car">
+    <w:name w:val="Título 5 Car"/>
+    <w:basedOn w:val="Fuentedeprrafopredeter"/>
+    <w:link w:val="Ttulo5"/>
     <w:uiPriority w:val="9"/>
     <w:semiHidden/>
     <w:rsid w:val="00A10FD9"/>
     <w:rPr>
-      <w:rFonts w:cstheme="majorBidi" w:eastAsiaTheme="majorEastAsia"/>
-      <w:i/>
-      <w:iCs/>
-      <w:color w:themeColor="accent1" w:themeShade="BF" w:val="0F4761"/>
-    </w:rPr>
-  </w:style>
-  <w:style w:customStyle="1" w:styleId="Heading5Char" w:type="character">
-    <w:name w:val="Heading 5 Char"/>
-    <w:basedOn w:val="DefaultParagraphFont"/>
-    <w:link w:val="Heading5"/>
+      <w:rFonts w:eastAsiaTheme="majorEastAsia" w:cstheme="majorBidi"/>
+      <w:color w:val="0F4761" w:themeColor="accent1" w:themeShade="BF"/>
+    </w:rPr>
+  </w:style>
+  <w:style w:type="character" w:customStyle="1" w:styleId="Ttulo6Car">
+    <w:name w:val="Título 6 Car"/>
+    <w:basedOn w:val="Fuentedeprrafopredeter"/>
+    <w:link w:val="Ttulo6"/>
     <w:uiPriority w:val="9"/>
     <w:semiHidden/>
     <w:rsid w:val="00A10FD9"/>
     <w:rPr>
-      <w:rFonts w:cstheme="majorBidi" w:eastAsiaTheme="majorEastAsia"/>
-      <w:color w:themeColor="accent1" w:themeShade="BF" w:val="0F4761"/>
-    </w:rPr>
-  </w:style>
-  <w:style w:customStyle="1" w:styleId="Heading6Char" w:type="character">
-    <w:name w:val="Heading 6 Char"/>
-    <w:basedOn w:val="DefaultParagraphFont"/>
-    <w:link w:val="Heading6"/>
+      <w:rFonts w:eastAsiaTheme="majorEastAsia" w:cstheme="majorBidi"/>
+      <w:i/>
+      <w:iCs/>
+      <w:color w:val="595959" w:themeColor="text1" w:themeTint="A6"/>
+    </w:rPr>
+  </w:style>
+  <w:style w:type="character" w:customStyle="1" w:styleId="Ttulo7Car">
+    <w:name w:val="Título 7 Car"/>
+    <w:basedOn w:val="Fuentedeprrafopredeter"/>
+    <w:link w:val="Ttulo7"/>
     <w:uiPriority w:val="9"/>
     <w:semiHidden/>
     <w:rsid w:val="00A10FD9"/>
     <w:rPr>
-      <w:rFonts w:cstheme="majorBidi" w:eastAsiaTheme="majorEastAsia"/>
-      <w:i/>
-      <w:iCs/>
-      <w:color w:themeColor="text1" w:themeTint="A6" w:val="595959"/>
-    </w:rPr>
-  </w:style>
-  <w:style w:customStyle="1" w:styleId="Heading7Char" w:type="character">
-    <w:name w:val="Heading 7 Char"/>
-    <w:basedOn w:val="DefaultParagraphFont"/>
-    <w:link w:val="Heading7"/>
+      <w:rFonts w:eastAsiaTheme="majorEastAsia" w:cstheme="majorBidi"/>
+      <w:color w:val="595959" w:themeColor="text1" w:themeTint="A6"/>
+    </w:rPr>
+  </w:style>
+  <w:style w:type="character" w:customStyle="1" w:styleId="Ttulo8Car">
+    <w:name w:val="Título 8 Car"/>
+    <w:basedOn w:val="Fuentedeprrafopredeter"/>
+    <w:link w:val="Ttulo8"/>
     <w:uiPriority w:val="9"/>
     <w:semiHidden/>
     <w:rsid w:val="00A10FD9"/>
     <w:rPr>
-      <w:rFonts w:cstheme="majorBidi" w:eastAsiaTheme="majorEastAsia"/>
-      <w:color w:themeColor="text1" w:themeTint="A6" w:val="595959"/>
-    </w:rPr>
-  </w:style>
-  <w:style w:customStyle="1" w:styleId="Heading8Char" w:type="character">
-    <w:name w:val="Heading 8 Char"/>
-    <w:basedOn w:val="DefaultParagraphFont"/>
-    <w:link w:val="Heading8"/>
+      <w:rFonts w:eastAsiaTheme="majorEastAsia" w:cstheme="majorBidi"/>
+      <w:i/>
+      <w:iCs/>
+      <w:color w:val="272727" w:themeColor="text1" w:themeTint="D8"/>
+    </w:rPr>
+  </w:style>
+  <w:style w:type="character" w:customStyle="1" w:styleId="Ttulo9Car">
+    <w:name w:val="Título 9 Car"/>
+    <w:basedOn w:val="Fuentedeprrafopredeter"/>
+    <w:link w:val="Ttulo9"/>
     <w:uiPriority w:val="9"/>
     <w:semiHidden/>
     <w:rsid w:val="00A10FD9"/>
     <w:rPr>
-      <w:rFonts w:cstheme="majorBidi" w:eastAsiaTheme="majorEastAsia"/>
-      <w:i/>
-      <w:iCs/>
-      <w:color w:themeColor="text1" w:themeTint="D8" w:val="272727"/>
-    </w:rPr>
-  </w:style>
-  <w:style w:customStyle="1" w:styleId="Heading9Char" w:type="character">
-    <w:name w:val="Heading 9 Char"/>
-    <w:basedOn w:val="DefaultParagraphFont"/>
-    <w:link w:val="Heading9"/>
-    <w:uiPriority w:val="9"/>
-    <w:semiHidden/>
-    <w:rsid w:val="00A10FD9"/>
-    <w:rPr>
-      <w:rFonts w:cstheme="majorBidi" w:eastAsiaTheme="majorEastAsia"/>
-      <w:color w:themeColor="text1" w:themeTint="D8" w:val="272727"/>
-    </w:rPr>
-  </w:style>
-  <w:style w:styleId="BlockText" w:type="paragraph">
+      <w:rFonts w:eastAsiaTheme="majorEastAsia" w:cstheme="majorBidi"/>
+      <w:color w:val="272727" w:themeColor="text1" w:themeTint="D8"/>
+    </w:rPr>
+  </w:style>
+  <w:style w:type="paragraph" w:styleId="Textodebloque">
     <w:name w:val="Block Text"/>
-    <w:basedOn w:val="BodyText"/>
-    <w:next w:val="BodyText"/>
+    <w:basedOn w:val="Textoindependiente"/>
+    <w:next w:val="Textoindependiente"/>
     <w:uiPriority w:val="9"/>
     <w:unhideWhenUsed/>
     <w:qFormat/>
     <w:pPr>
-      <w:spacing w:after="100" w:before="100"/>
-      <w:ind w:firstLine="0" w:left="480" w:right="480"/>
+      <w:spacing w:before="100" w:after="100"/>
+      <w:ind w:left="480" w:right="480"/>
     </w:pPr>
   </w:style>
-  <w:style w:styleId="FootnoteText" w:type="paragraph">
-    <w:name w:val="Footnote Text"/>
+  <w:style w:type="paragraph" w:styleId="Textonotapie">
+    <w:name w:val="footnote text"/>
     <w:basedOn w:val="Normal"/>
-    <w:next w:val="FootnoteText"/>
     <w:uiPriority w:val="9"/>
     <w:unhideWhenUsed/>
     <w:qFormat/>
   </w:style>
-  <w:style w:styleId="FootnoteBlockText" w:type="paragraph">
+  <w:style w:type="paragraph" w:customStyle="1" w:styleId="FootnoteBlockText">
     <w:name w:val="Footnote Block Text"/>
-    <w:basedOn w:val="FootnoteText"/>
-    <w:next w:val="FootnoteText"/>
+    <w:basedOn w:val="Textonotapie"/>
+    <w:next w:val="Textonotapie"/>
     <w:uiPriority w:val="9"/>
     <w:unhideWhenUsed/>
     <w:qFormat/>
     <w:pPr>
-      <w:spacing w:after="100" w:before="100"/>
-      <w:ind w:firstLine="0" w:left="480" w:right="480"/>
+      <w:spacing w:before="100" w:after="100"/>
+      <w:ind w:left="480" w:right="480"/>
     </w:pPr>
   </w:style>
-  <w:style w:default="1" w:styleId="DefaultParagraphFont" w:type="character">
-    <w:name w:val="Default Paragraph Font"/>
-    <w:semiHidden/>
-    <w:unhideWhenUsed/>
-  </w:style>
-  <w:style w:default="1" w:styleId="Table" w:type="table">
+  <w:style w:type="table" w:customStyle="1" w:styleId="Table">
     <w:name w:val="Table"/>
-    <w:basedOn w:val="TableNormal"/>
     <w:semiHidden/>
     <w:unhideWhenUsed/>
     <w:qFormat/>
     <w:tblPr>
-      <w:tblInd w:type="dxa" w:w="0"/>
+      <w:tblInd w:w="0" w:type="dxa"/>
       <w:tblCellMar>
-        <w:top w:type="dxa" w:w="0"/>
-        <w:left w:type="dxa" w:w="108"/>
-        <w:bottom w:type="dxa" w:w="0"/>
-        <w:right w:type="dxa" w:w="108"/>
+        <w:top w:w="0" w:type="dxa"/>
+        <w:left w:w="108" w:type="dxa"/>
+        <w:bottom w:w="0" w:type="dxa"/>
+        <w:right w:w="108" w:type="dxa"/>
       </w:tblCellMar>
     </w:tblPr>
     <w:tblStylePr w:type="firstRow">
+      <w:tblPr/>
       <w:tcPr>
         <w:tcBorders>
-          <w:bottom w:val="single"/>
+          <w:bottom w:val="single" w:sz="0" w:space="0" w:color="auto"/>
         </w:tcBorders>
         <w:vAlign w:val="bottom"/>
       </w:tcPr>
     </w:tblStylePr>
   </w:style>
-  <w:style w:customStyle="1" w:styleId="DefinitionTerm" w:type="paragraph">
+  <w:style w:type="paragraph" w:customStyle="1" w:styleId="DefinitionTerm">
     <w:name w:val="Definition Term"/>
     <w:basedOn w:val="Normal"/>
     <w:next w:val="Definition"/>
@@ -2533,78 +2352,79 @@
       <w:b/>
     </w:rPr>
   </w:style>
-  <w:style w:customStyle="1" w:styleId="Definition" w:type="paragraph">
+  <w:style w:type="paragraph" w:customStyle="1" w:styleId="Definition">
     <w:name w:val="Definition"/>
     <w:basedOn w:val="Normal"/>
   </w:style>
-  <w:style w:styleId="Caption" w:type="paragraph">
-    <w:name w:val="Caption"/>
+  <w:style w:type="paragraph" w:styleId="Descripcin">
+    <w:name w:val="caption"/>
     <w:basedOn w:val="Normal"/>
-    <w:link w:val="BodyTextChar"/>
+    <w:link w:val="DescripcinCar"/>
     <w:pPr>
-      <w:spacing w:after="120" w:before="0"/>
+      <w:spacing w:after="120"/>
     </w:pPr>
     <w:rPr>
       <w:i/>
     </w:rPr>
   </w:style>
-  <w:style w:customStyle="1" w:styleId="TableCaption" w:type="paragraph">
+  <w:style w:type="paragraph" w:customStyle="1" w:styleId="TableCaption">
     <w:name w:val="Table Caption"/>
-    <w:basedOn w:val="Caption"/>
+    <w:basedOn w:val="Descripcin"/>
     <w:pPr>
       <w:keepNext/>
     </w:pPr>
   </w:style>
-  <w:style w:customStyle="1" w:styleId="ImageCaption" w:type="paragraph">
+  <w:style w:type="paragraph" w:customStyle="1" w:styleId="ImageCaption">
     <w:name w:val="Image Caption"/>
-    <w:basedOn w:val="Caption"/>
-  </w:style>
-  <w:style w:customStyle="1" w:styleId="Figure" w:type="paragraph">
+    <w:basedOn w:val="Descripcin"/>
+  </w:style>
+  <w:style w:type="paragraph" w:customStyle="1" w:styleId="Figure">
     <w:name w:val="Figure"/>
     <w:basedOn w:val="Normal"/>
   </w:style>
-  <w:style w:customStyle="1" w:styleId="CaptionedFigure" w:type="paragraph">
+  <w:style w:type="paragraph" w:customStyle="1" w:styleId="CaptionedFigure">
     <w:name w:val="Captioned Figure"/>
     <w:basedOn w:val="Figure"/>
     <w:pPr>
       <w:keepNext/>
     </w:pPr>
   </w:style>
-  <w:style w:customStyle="1" w:styleId="BodyTextChar" w:type="character">
-    <w:name w:val="Body Text Char"/>
-    <w:basedOn w:val="DefaultParagraphFont"/>
-    <w:link w:val="BodyText"/>
-  </w:style>
-  <w:style w:customStyle="1" w:styleId="VerbatimChar" w:type="character">
+  <w:style w:type="character" w:customStyle="1" w:styleId="DescripcinCar">
+    <w:name w:val="Descripción Car"/>
+    <w:basedOn w:val="Fuentedeprrafopredeter"/>
+    <w:link w:val="Descripcin"/>
+  </w:style>
+  <w:style w:type="character" w:customStyle="1" w:styleId="VerbatimChar">
     <w:name w:val="Verbatim Char"/>
-    <w:basedOn w:val="BodyTextChar"/>
-    <w:rPr>
-      <w:rFonts w:ascii="Consolas" w:hAnsi="Consolas"/>
-      <w:sz w:val="22"/>
-    </w:rPr>
-  </w:style>
-  <w:style w:customStyle="1" w:styleId="SectionNumber" w:type="character">
+    <w:basedOn w:val="DescripcinCar"/>
+    <w:link w:val="SourceCode"/>
+    <w:rPr>
+      <w:rFonts w:ascii="Consolas" w:hAnsi="Consolas"/>
+      <w:sz w:val="22"/>
+    </w:rPr>
+  </w:style>
+  <w:style w:type="character" w:customStyle="1" w:styleId="SectionNumber">
     <w:name w:val="Section Number"/>
-    <w:basedOn w:val="BodyTextChar"/>
-  </w:style>
-  <w:style w:styleId="FootnoteReference" w:type="character">
-    <w:name w:val="Footnote Reference"/>
-    <w:basedOn w:val="BodyTextChar"/>
+    <w:basedOn w:val="DescripcinCar"/>
+  </w:style>
+  <w:style w:type="character" w:styleId="Refdenotaalpie">
+    <w:name w:val="footnote reference"/>
+    <w:basedOn w:val="DescripcinCar"/>
     <w:rPr>
       <w:vertAlign w:val="superscript"/>
     </w:rPr>
   </w:style>
-  <w:style w:styleId="Hyperlink" w:type="character">
+  <w:style w:type="character" w:styleId="Hipervnculo">
     <w:name w:val="Hyperlink"/>
-    <w:basedOn w:val="BodyTextChar"/>
-    <w:rPr>
-      <w:color w:themeColor="accent1" w:val="4F81BD"/>
-    </w:rPr>
-  </w:style>
-  <w:style w:styleId="TOCHeading" w:type="paragraph">
+    <w:basedOn w:val="DescripcinCar"/>
+    <w:rPr>
+      <w:color w:val="156082" w:themeColor="accent1"/>
+    </w:rPr>
+  </w:style>
+  <w:style w:type="paragraph" w:styleId="TtuloTDC">
     <w:name w:val="TOC Heading"/>
-    <w:basedOn w:val="Heading1"/>
-    <w:next w:val="BodyText"/>
+    <w:basedOn w:val="Ttulo1"/>
+    <w:next w:val="Textoindependiente"/>
     <w:uiPriority w:val="39"/>
     <w:unhideWhenUsed/>
     <w:qFormat/>
@@ -2612,246 +2432,305 @@
       <w:spacing w:before="240" w:line="259" w:lineRule="auto"/>
       <w:outlineLvl w:val="9"/>
     </w:pPr>
-    <w:rPr>
-      <w:rFonts w:asciiTheme="majorHAnsi" w:cstheme="majorBidi" w:eastAsiaTheme="majorEastAsia" w:hAnsiTheme="majorHAnsi"/>
-      <w:b w:val="0"/>
-      <w:bCs w:val="0"/>
-      <w:color w:themeColor="accent1" w:themeShade="BF" w:val="365F91"/>
-    </w:rPr>
   </w:style>
   <w:style w:type="paragraph" w:customStyle="1" w:styleId="SourceCode">
     <w:name w:val="Source Code"/>
     <w:basedOn w:val="Normal"/>
     <w:link w:val="VerbatimChar"/>
     <w:pPr>
-      <w:wordWrap w:val="off"/>
+      <w:wordWrap w:val="0"/>
     </w:pPr>
   </w:style>
   <w:style w:type="character" w:customStyle="1" w:styleId="KeywordTok">
     <w:name w:val="KeywordTok"/>
     <w:basedOn w:val="VerbatimChar"/>
     <w:rPr>
+      <w:rFonts w:ascii="Consolas" w:hAnsi="Consolas"/>
       <w:b/>
       <w:color w:val="007020"/>
+      <w:sz w:val="22"/>
     </w:rPr>
   </w:style>
   <w:style w:type="character" w:customStyle="1" w:styleId="DataTypeTok">
     <w:name w:val="DataTypeTok"/>
     <w:basedOn w:val="VerbatimChar"/>
     <w:rPr>
+      <w:rFonts w:ascii="Consolas" w:hAnsi="Consolas"/>
       <w:color w:val="902000"/>
+      <w:sz w:val="22"/>
     </w:rPr>
   </w:style>
   <w:style w:type="character" w:customStyle="1" w:styleId="DecValTok">
     <w:name w:val="DecValTok"/>
     <w:basedOn w:val="VerbatimChar"/>
     <w:rPr>
-      <w:color w:val="40a070"/>
+      <w:rFonts w:ascii="Consolas" w:hAnsi="Consolas"/>
+      <w:color w:val="40A070"/>
+      <w:sz w:val="22"/>
     </w:rPr>
   </w:style>
   <w:style w:type="character" w:customStyle="1" w:styleId="BaseNTok">
     <w:name w:val="BaseNTok"/>
     <w:basedOn w:val="VerbatimChar"/>
     <w:rPr>
-      <w:color w:val="40a070"/>
+      <w:rFonts w:ascii="Consolas" w:hAnsi="Consolas"/>
+      <w:color w:val="40A070"/>
+      <w:sz w:val="22"/>
     </w:rPr>
   </w:style>
   <w:style w:type="character" w:customStyle="1" w:styleId="FloatTok">
     <w:name w:val="FloatTok"/>
     <w:basedOn w:val="VerbatimChar"/>
     <w:rPr>
-      <w:color w:val="40a070"/>
+      <w:rFonts w:ascii="Consolas" w:hAnsi="Consolas"/>
+      <w:color w:val="40A070"/>
+      <w:sz w:val="22"/>
     </w:rPr>
   </w:style>
   <w:style w:type="character" w:customStyle="1" w:styleId="ConstantTok">
     <w:name w:val="ConstantTok"/>
     <w:basedOn w:val="VerbatimChar"/>
     <w:rPr>
+      <w:rFonts w:ascii="Consolas" w:hAnsi="Consolas"/>
       <w:color w:val="880000"/>
+      <w:sz w:val="22"/>
     </w:rPr>
   </w:style>
   <w:style w:type="character" w:customStyle="1" w:styleId="CharTok">
     <w:name w:val="CharTok"/>
     <w:basedOn w:val="VerbatimChar"/>
     <w:rPr>
-      <w:color w:val="4070a0"/>
+      <w:rFonts w:ascii="Consolas" w:hAnsi="Consolas"/>
+      <w:color w:val="4070A0"/>
+      <w:sz w:val="22"/>
     </w:rPr>
   </w:style>
   <w:style w:type="character" w:customStyle="1" w:styleId="SpecialCharTok">
     <w:name w:val="SpecialCharTok"/>
     <w:basedOn w:val="VerbatimChar"/>
     <w:rPr>
-      <w:color w:val="4070a0"/>
+      <w:rFonts w:ascii="Consolas" w:hAnsi="Consolas"/>
+      <w:color w:val="4070A0"/>
+      <w:sz w:val="22"/>
     </w:rPr>
   </w:style>
   <w:style w:type="character" w:customStyle="1" w:styleId="StringTok">
     <w:name w:val="StringTok"/>
     <w:basedOn w:val="VerbatimChar"/>
     <w:rPr>
-      <w:color w:val="4070a0"/>
+      <w:rFonts w:ascii="Consolas" w:hAnsi="Consolas"/>
+      <w:color w:val="4070A0"/>
+      <w:sz w:val="22"/>
     </w:rPr>
   </w:style>
   <w:style w:type="character" w:customStyle="1" w:styleId="VerbatimStringTok">
     <w:name w:val="VerbatimStringTok"/>
     <w:basedOn w:val="VerbatimChar"/>
     <w:rPr>
-      <w:color w:val="4070a0"/>
+      <w:rFonts w:ascii="Consolas" w:hAnsi="Consolas"/>
+      <w:color w:val="4070A0"/>
+      <w:sz w:val="22"/>
     </w:rPr>
   </w:style>
   <w:style w:type="character" w:customStyle="1" w:styleId="SpecialStringTok">
     <w:name w:val="SpecialStringTok"/>
     <w:basedOn w:val="VerbatimChar"/>
     <w:rPr>
-      <w:color w:val="bb6688"/>
+      <w:rFonts w:ascii="Consolas" w:hAnsi="Consolas"/>
+      <w:color w:val="BB6688"/>
+      <w:sz w:val="22"/>
     </w:rPr>
   </w:style>
   <w:style w:type="character" w:customStyle="1" w:styleId="ImportTok">
     <w:name w:val="ImportTok"/>
     <w:basedOn w:val="VerbatimChar"/>
     <w:rPr>
+      <w:rFonts w:ascii="Consolas" w:hAnsi="Consolas"/>
       <w:b/>
       <w:color w:val="008000"/>
+      <w:sz w:val="22"/>
     </w:rPr>
   </w:style>
   <w:style w:type="character" w:customStyle="1" w:styleId="CommentTok">
     <w:name w:val="CommentTok"/>
     <w:basedOn w:val="VerbatimChar"/>
     <w:rPr>
+      <w:rFonts w:ascii="Consolas" w:hAnsi="Consolas"/>
       <w:i/>
-      <w:color w:val="60a0b0"/>
+      <w:color w:val="60A0B0"/>
+      <w:sz w:val="22"/>
     </w:rPr>
   </w:style>
   <w:style w:type="character" w:customStyle="1" w:styleId="DocumentationTok">
     <w:name w:val="DocumentationTok"/>
     <w:basedOn w:val="VerbatimChar"/>
     <w:rPr>
+      <w:rFonts w:ascii="Consolas" w:hAnsi="Consolas"/>
       <w:i/>
-      <w:color w:val="ba2121"/>
+      <w:color w:val="BA2121"/>
+      <w:sz w:val="22"/>
     </w:rPr>
   </w:style>
   <w:style w:type="character" w:customStyle="1" w:styleId="AnnotationTok">
     <w:name w:val="AnnotationTok"/>
     <w:basedOn w:val="VerbatimChar"/>
     <w:rPr>
+      <w:rFonts w:ascii="Consolas" w:hAnsi="Consolas"/>
       <w:b/>
       <w:i/>
-      <w:color w:val="60a0b0"/>
+      <w:color w:val="60A0B0"/>
+      <w:sz w:val="22"/>
     </w:rPr>
   </w:style>
   <w:style w:type="character" w:customStyle="1" w:styleId="CommentVarTok">
     <w:name w:val="CommentVarTok"/>
     <w:basedOn w:val="VerbatimChar"/>
     <w:rPr>
+      <w:rFonts w:ascii="Consolas" w:hAnsi="Consolas"/>
       <w:b/>
       <w:i/>
-      <w:color w:val="60a0b0"/>
+      <w:color w:val="60A0B0"/>
+      <w:sz w:val="22"/>
     </w:rPr>
   </w:style>
   <w:style w:type="character" w:customStyle="1" w:styleId="OtherTok">
     <w:name w:val="OtherTok"/>
     <w:basedOn w:val="VerbatimChar"/>
     <w:rPr>
+      <w:rFonts w:ascii="Consolas" w:hAnsi="Consolas"/>
       <w:color w:val="007020"/>
+      <w:sz w:val="22"/>
     </w:rPr>
   </w:style>
   <w:style w:type="character" w:customStyle="1" w:styleId="FunctionTok">
     <w:name w:val="FunctionTok"/>
     <w:basedOn w:val="VerbatimChar"/>
     <w:rPr>
-      <w:color w:val="06287e"/>
+      <w:rFonts w:ascii="Consolas" w:hAnsi="Consolas"/>
+      <w:color w:val="06287E"/>
+      <w:sz w:val="22"/>
     </w:rPr>
   </w:style>
   <w:style w:type="character" w:customStyle="1" w:styleId="VariableTok">
     <w:name w:val="VariableTok"/>
     <w:basedOn w:val="VerbatimChar"/>
     <w:rPr>
-      <w:color w:val="19177c"/>
+      <w:rFonts w:ascii="Consolas" w:hAnsi="Consolas"/>
+      <w:color w:val="19177C"/>
+      <w:sz w:val="22"/>
     </w:rPr>
   </w:style>
   <w:style w:type="character" w:customStyle="1" w:styleId="ControlFlowTok">
     <w:name w:val="ControlFlowTok"/>
     <w:basedOn w:val="VerbatimChar"/>
     <w:rPr>
+      <w:rFonts w:ascii="Consolas" w:hAnsi="Consolas"/>
       <w:b/>
       <w:color w:val="007020"/>
+      <w:sz w:val="22"/>
     </w:rPr>
   </w:style>
   <w:style w:type="character" w:customStyle="1" w:styleId="OperatorTok">
     <w:name w:val="OperatorTok"/>
     <w:basedOn w:val="VerbatimChar"/>
     <w:rPr>
+      <w:rFonts w:ascii="Consolas" w:hAnsi="Consolas"/>
       <w:color w:val="666666"/>
+      <w:sz w:val="22"/>
     </w:rPr>
   </w:style>
   <w:style w:type="character" w:customStyle="1" w:styleId="BuiltInTok">
     <w:name w:val="BuiltInTok"/>
     <w:basedOn w:val="VerbatimChar"/>
     <w:rPr>
+      <w:rFonts w:ascii="Consolas" w:hAnsi="Consolas"/>
       <w:color w:val="008000"/>
+      <w:sz w:val="22"/>
     </w:rPr>
   </w:style>
   <w:style w:type="character" w:customStyle="1" w:styleId="ExtensionTok">
     <w:name w:val="ExtensionTok"/>
     <w:basedOn w:val="VerbatimChar"/>
-    <w:rPr/>
+    <w:rPr>
+      <w:rFonts w:ascii="Consolas" w:hAnsi="Consolas"/>
+      <w:sz w:val="22"/>
+    </w:rPr>
   </w:style>
   <w:style w:type="character" w:customStyle="1" w:styleId="PreprocessorTok">
     <w:name w:val="PreprocessorTok"/>
     <w:basedOn w:val="VerbatimChar"/>
     <w:rPr>
-      <w:color w:val="bc7a00"/>
+      <w:rFonts w:ascii="Consolas" w:hAnsi="Consolas"/>
+      <w:color w:val="BC7A00"/>
+      <w:sz w:val="22"/>
     </w:rPr>
   </w:style>
   <w:style w:type="character" w:customStyle="1" w:styleId="AttributeTok">
     <w:name w:val="AttributeTok"/>
     <w:basedOn w:val="VerbatimChar"/>
     <w:rPr>
-      <w:color w:val="7d9029"/>
+      <w:rFonts w:ascii="Consolas" w:hAnsi="Consolas"/>
+      <w:color w:val="7D9029"/>
+      <w:sz w:val="22"/>
     </w:rPr>
   </w:style>
   <w:style w:type="character" w:customStyle="1" w:styleId="RegionMarkerTok">
     <w:name w:val="RegionMarkerTok"/>
     <w:basedOn w:val="VerbatimChar"/>
-    <w:rPr/>
+    <w:rPr>
+      <w:rFonts w:ascii="Consolas" w:hAnsi="Consolas"/>
+      <w:sz w:val="22"/>
+    </w:rPr>
   </w:style>
   <w:style w:type="character" w:customStyle="1" w:styleId="InformationTok">
     <w:name w:val="InformationTok"/>
     <w:basedOn w:val="VerbatimChar"/>
     <w:rPr>
+      <w:rFonts w:ascii="Consolas" w:hAnsi="Consolas"/>
       <w:b/>
       <w:i/>
-      <w:color w:val="60a0b0"/>
+      <w:color w:val="60A0B0"/>
+      <w:sz w:val="22"/>
     </w:rPr>
   </w:style>
   <w:style w:type="character" w:customStyle="1" w:styleId="WarningTok">
     <w:name w:val="WarningTok"/>
     <w:basedOn w:val="VerbatimChar"/>
     <w:rPr>
+      <w:rFonts w:ascii="Consolas" w:hAnsi="Consolas"/>
       <w:b/>
       <w:i/>
-      <w:color w:val="60a0b0"/>
+      <w:color w:val="60A0B0"/>
+      <w:sz w:val="22"/>
     </w:rPr>
   </w:style>
   <w:style w:type="character" w:customStyle="1" w:styleId="AlertTok">
     <w:name w:val="AlertTok"/>
     <w:basedOn w:val="VerbatimChar"/>
     <w:rPr>
+      <w:rFonts w:ascii="Consolas" w:hAnsi="Consolas"/>
       <w:b/>
-      <w:color w:val="ff0000"/>
+      <w:color w:val="FF0000"/>
+      <w:sz w:val="22"/>
     </w:rPr>
   </w:style>
   <w:style w:type="character" w:customStyle="1" w:styleId="ErrorTok">
     <w:name w:val="ErrorTok"/>
     <w:basedOn w:val="VerbatimChar"/>
     <w:rPr>
+      <w:rFonts w:ascii="Consolas" w:hAnsi="Consolas"/>
       <w:b/>
-      <w:color w:val="ff0000"/>
+      <w:color w:val="FF0000"/>
+      <w:sz w:val="22"/>
     </w:rPr>
   </w:style>
   <w:style w:type="character" w:customStyle="1" w:styleId="NormalTok">
     <w:name w:val="NormalTok"/>
     <w:basedOn w:val="VerbatimChar"/>
-    <w:rPr/>
+    <w:rPr>
+      <w:rFonts w:ascii="Consolas" w:hAnsi="Consolas"/>
+      <w:sz w:val="22"/>
+    </w:rPr>
   </w:style>
 </w:styles>
 </file>
